--- a/LLM discussion.docx
+++ b/LLM discussion.docx
@@ -13,57 +13,6 @@
             <wp:extent cx="2628900" cy="1552575"/>
             <wp:effectExtent l="0" t="0" r="0" b="9525"/>
             <wp:docPr id="1" name="Picture 1"/>
-            <wp:cNvGraphicFramePr>
-              <a:graphicFrameLocks xmlns:a="http://schemas.openxmlformats.org/drawingml/2006/main" noChangeAspect="1"/>
-            </wp:cNvGraphicFramePr>
-            <a:graphic xmlns:a="http://schemas.openxmlformats.org/drawingml/2006/main">
-              <a:graphicData uri="http://schemas.openxmlformats.org/drawingml/2006/picture">
-                <pic:pic xmlns:pic="http://schemas.openxmlformats.org/drawingml/2006/picture">
-                  <pic:nvPicPr>
-                    <pic:cNvPr id="1" name=""/>
-                    <pic:cNvPicPr/>
-                  </pic:nvPicPr>
-                  <pic:blipFill>
-                    <a:blip r:embed="rId4"/>
-                    <a:stretch>
-                      <a:fillRect/>
-                    </a:stretch>
-                  </pic:blipFill>
-                  <pic:spPr>
-                    <a:xfrm>
-                      <a:off x="0" y="0"/>
-                      <a:ext cx="2628900" cy="1552575"/>
-                    </a:xfrm>
-                    <a:prstGeom prst="rect">
-                      <a:avLst/>
-                    </a:prstGeom>
-                  </pic:spPr>
-                </pic:pic>
-              </a:graphicData>
-            </a:graphic>
-          </wp:inline>
-        </w:drawing>
-      </w:r>
-    </w:p>
-    <w:p>
-      <w:r>
-        <w:rPr>
-          <w:highlight w:val="yellow"/>
-        </w:rPr>
-        <w:t>Can you explain this object?</w:t>
-      </w:r>
-    </w:p>
-    <w:p>
-      <w:r>
-        <w:rPr>
-          <w:noProof/>
-          <w:lang w:eastAsia="en-IN"/>
-        </w:rPr>
-        <w:drawing>
-          <wp:inline distT="0" distB="0" distL="0" distR="0" wp14:anchorId="0845817C" wp14:editId="0A246A4B">
-            <wp:extent cx="5553075" cy="4905375"/>
-            <wp:effectExtent l="0" t="0" r="9525" b="9525"/>
-            <wp:docPr id="3" name="Picture 3"/>
             <wp:cNvGraphicFramePr>
               <a:graphicFrameLocks xmlns:a="http://schemas.openxmlformats.org/drawingml/2006/main" noChangeAspect="1"/>
             </wp:cNvGraphicFramePr>
@@ -83,7 +32,7 @@
                   <pic:spPr>
                     <a:xfrm>
                       <a:off x="0" y="0"/>
-                      <a:ext cx="5553075" cy="4905375"/>
+                      <a:ext cx="2628900" cy="1552575"/>
                     </a:xfrm>
                     <a:prstGeom prst="rect">
                       <a:avLst/>
@@ -99,14 +48,22 @@
     <w:p>
       <w:r>
         <w:rPr>
+          <w:highlight w:val="yellow"/>
+        </w:rPr>
+        <w:t>Can you explain this object?</w:t>
+      </w:r>
+    </w:p>
+    <w:p>
+      <w:r>
+        <w:rPr>
           <w:noProof/>
           <w:lang w:eastAsia="en-IN"/>
         </w:rPr>
         <w:drawing>
-          <wp:inline distT="0" distB="0" distL="0" distR="0" wp14:anchorId="311E7ACD" wp14:editId="2BF190C4">
-            <wp:extent cx="4301656" cy="826624"/>
-            <wp:effectExtent l="0" t="0" r="3810" b="0"/>
-            <wp:docPr id="4" name="Picture 4"/>
+          <wp:inline distT="0" distB="0" distL="0" distR="0" wp14:anchorId="0845817C" wp14:editId="0A246A4B">
+            <wp:extent cx="5553075" cy="4905375"/>
+            <wp:effectExtent l="0" t="0" r="9525" b="9525"/>
+            <wp:docPr id="3" name="Picture 3"/>
             <wp:cNvGraphicFramePr>
               <a:graphicFrameLocks xmlns:a="http://schemas.openxmlformats.org/drawingml/2006/main" noChangeAspect="1"/>
             </wp:cNvGraphicFramePr>
@@ -126,7 +83,7 @@
                   <pic:spPr>
                     <a:xfrm>
                       <a:off x="0" y="0"/>
-                      <a:ext cx="4391606" cy="843909"/>
+                      <a:ext cx="5553075" cy="4905375"/>
                     </a:xfrm>
                     <a:prstGeom prst="rect">
                       <a:avLst/>
@@ -141,39 +98,15 @@
     </w:p>
     <w:p>
       <w:r>
-        <w:t xml:space="preserve">It actually originated as a </w:t>
-      </w:r>
-      <w:r>
-        <w:rPr>
-          <w:rStyle w:val="Strong"/>
-          <w:rFonts w:ascii="Arial" w:hAnsi="Arial" w:cs="Arial"/>
-        </w:rPr>
-        <w:t>Python library</w:t>
-      </w:r>
-      <w:r>
-        <w:t xml:space="preserve"> before expanding. Today, it officially supports both Python and JavaScript/</w:t>
-      </w:r>
-      <w:proofErr w:type="spellStart"/>
-      <w:r>
-        <w:t>TypeScript</w:t>
-      </w:r>
-      <w:proofErr w:type="spellEnd"/>
-      <w:r>
-        <w:t>.</w:t>
-      </w:r>
-    </w:p>
-    <w:p>
-      <w:r>
         <w:rPr>
           <w:noProof/>
           <w:lang w:eastAsia="en-IN"/>
         </w:rPr>
-        <w:lastRenderedPageBreak/>
         <w:drawing>
-          <wp:inline distT="0" distB="0" distL="0" distR="0" wp14:anchorId="2AD61DC8" wp14:editId="131B462B">
-            <wp:extent cx="2431734" cy="4738977"/>
-            <wp:effectExtent l="0" t="0" r="6985" b="5080"/>
-            <wp:docPr id="6" name="Picture 6"/>
+          <wp:inline distT="0" distB="0" distL="0" distR="0" wp14:anchorId="311E7ACD" wp14:editId="2BF190C4">
+            <wp:extent cx="4301656" cy="826624"/>
+            <wp:effectExtent l="0" t="0" r="3810" b="0"/>
+            <wp:docPr id="4" name="Picture 4"/>
             <wp:cNvGraphicFramePr>
               <a:graphicFrameLocks xmlns:a="http://schemas.openxmlformats.org/drawingml/2006/main" noChangeAspect="1"/>
             </wp:cNvGraphicFramePr>
@@ -193,7 +126,7 @@
                   <pic:spPr>
                     <a:xfrm>
                       <a:off x="0" y="0"/>
-                      <a:ext cx="2439080" cy="4753293"/>
+                      <a:ext cx="4391606" cy="843909"/>
                     </a:xfrm>
                     <a:prstGeom prst="rect">
                       <a:avLst/>
@@ -208,15 +141,39 @@
     </w:p>
     <w:p>
       <w:r>
+        <w:t xml:space="preserve">It actually originated as a </w:t>
+      </w:r>
+      <w:r>
+        <w:rPr>
+          <w:rStyle w:val="Strong"/>
+          <w:rFonts w:ascii="Arial" w:hAnsi="Arial" w:cs="Arial"/>
+        </w:rPr>
+        <w:t>Python library</w:t>
+      </w:r>
+      <w:r>
+        <w:t xml:space="preserve"> before expanding. Today, it officially supports both Python and JavaScript/</w:t>
+      </w:r>
+      <w:proofErr w:type="spellStart"/>
+      <w:r>
+        <w:t>TypeScript</w:t>
+      </w:r>
+      <w:proofErr w:type="spellEnd"/>
+      <w:r>
+        <w:t>.</w:t>
+      </w:r>
+    </w:p>
+    <w:p>
+      <w:r>
         <w:rPr>
           <w:noProof/>
           <w:lang w:eastAsia="en-IN"/>
         </w:rPr>
+        <w:lastRenderedPageBreak/>
         <w:drawing>
-          <wp:inline distT="0" distB="0" distL="0" distR="0" wp14:anchorId="625A8A09" wp14:editId="5958EBC2">
-            <wp:extent cx="4142630" cy="2131229"/>
-            <wp:effectExtent l="0" t="0" r="0" b="2540"/>
-            <wp:docPr id="7" name="Picture 7"/>
+          <wp:inline distT="0" distB="0" distL="0" distR="0" wp14:anchorId="2AD61DC8" wp14:editId="131B462B">
+            <wp:extent cx="2431734" cy="4738977"/>
+            <wp:effectExtent l="0" t="0" r="6985" b="5080"/>
+            <wp:docPr id="6" name="Picture 6"/>
             <wp:cNvGraphicFramePr>
               <a:graphicFrameLocks xmlns:a="http://schemas.openxmlformats.org/drawingml/2006/main" noChangeAspect="1"/>
             </wp:cNvGraphicFramePr>
@@ -236,6 +193,49 @@
                   <pic:spPr>
                     <a:xfrm>
                       <a:off x="0" y="0"/>
+                      <a:ext cx="2439080" cy="4753293"/>
+                    </a:xfrm>
+                    <a:prstGeom prst="rect">
+                      <a:avLst/>
+                    </a:prstGeom>
+                  </pic:spPr>
+                </pic:pic>
+              </a:graphicData>
+            </a:graphic>
+          </wp:inline>
+        </w:drawing>
+      </w:r>
+    </w:p>
+    <w:p>
+      <w:r>
+        <w:rPr>
+          <w:noProof/>
+          <w:lang w:eastAsia="en-IN"/>
+        </w:rPr>
+        <w:drawing>
+          <wp:inline distT="0" distB="0" distL="0" distR="0" wp14:anchorId="625A8A09" wp14:editId="5958EBC2">
+            <wp:extent cx="4142630" cy="2131229"/>
+            <wp:effectExtent l="0" t="0" r="0" b="2540"/>
+            <wp:docPr id="7" name="Picture 7"/>
+            <wp:cNvGraphicFramePr>
+              <a:graphicFrameLocks xmlns:a="http://schemas.openxmlformats.org/drawingml/2006/main" noChangeAspect="1"/>
+            </wp:cNvGraphicFramePr>
+            <a:graphic xmlns:a="http://schemas.openxmlformats.org/drawingml/2006/main">
+              <a:graphicData uri="http://schemas.openxmlformats.org/drawingml/2006/picture">
+                <pic:pic xmlns:pic="http://schemas.openxmlformats.org/drawingml/2006/picture">
+                  <pic:nvPicPr>
+                    <pic:cNvPr id="1" name=""/>
+                    <pic:cNvPicPr/>
+                  </pic:nvPicPr>
+                  <pic:blipFill>
+                    <a:blip r:embed="rId9"/>
+                    <a:stretch>
+                      <a:fillRect/>
+                    </a:stretch>
+                  </pic:blipFill>
+                  <pic:spPr>
+                    <a:xfrm>
+                      <a:off x="0" y="0"/>
                       <a:ext cx="4153579" cy="2136862"/>
                     </a:xfrm>
                     <a:prstGeom prst="rect">
@@ -402,7 +402,7 @@
                     <pic:cNvPicPr/>
                   </pic:nvPicPr>
                   <pic:blipFill>
-                    <a:blip r:embed="rId9"/>
+                    <a:blip r:embed="rId10"/>
                     <a:stretch>
                       <a:fillRect/>
                     </a:stretch>
@@ -1937,7 +1937,7 @@
                     <pic:cNvPicPr/>
                   </pic:nvPicPr>
                   <pic:blipFill>
-                    <a:blip r:embed="rId10"/>
+                    <a:blip r:embed="rId11"/>
                     <a:stretch>
                       <a:fillRect/>
                     </a:stretch>
@@ -1980,7 +1980,7 @@
                     <pic:cNvPicPr/>
                   </pic:nvPicPr>
                   <pic:blipFill>
-                    <a:blip r:embed="rId11"/>
+                    <a:blip r:embed="rId12"/>
                     <a:stretch>
                       <a:fillRect/>
                     </a:stretch>
@@ -2047,8 +2047,6 @@
         </w:rPr>
         <w:t>Let's map it to your project.</w:t>
       </w:r>
-      <w:bookmarkStart w:id="0" w:name="_GoBack"/>
-      <w:bookmarkEnd w:id="0"/>
     </w:p>
     <w:tbl>
       <w:tblPr>
@@ -3096,6 +3094,3552 @@
       </w:tr>
     </w:tbl>
     <w:p/>
+    <w:p>
+      <w:pPr>
+        <w:shd w:val="clear" w:color="auto" w:fill="121314"/>
+        <w:spacing w:after="0" w:line="285" w:lineRule="atLeast"/>
+        <w:rPr>
+          <w:rFonts w:ascii="Consolas" w:eastAsia="Times New Roman" w:hAnsi="Consolas" w:cs="Times New Roman"/>
+          <w:color w:val="BBBEBF"/>
+          <w:sz w:val="21"/>
+          <w:szCs w:val="21"/>
+          <w:lang w:eastAsia="en-IN"/>
+        </w:rPr>
+      </w:pPr>
+      <w:proofErr w:type="gramStart"/>
+      <w:r>
+        <w:rPr>
+          <w:rFonts w:ascii="Consolas" w:eastAsia="Times New Roman" w:hAnsi="Consolas" w:cs="Times New Roman"/>
+          <w:color w:val="4EC9B0"/>
+          <w:sz w:val="21"/>
+          <w:szCs w:val="21"/>
+          <w:lang w:eastAsia="en-IN"/>
+        </w:rPr>
+        <w:t>AzureChatOpenAI</w:t>
+      </w:r>
+      <w:r>
+        <w:rPr>
+          <w:rFonts w:ascii="Consolas" w:eastAsia="Times New Roman" w:hAnsi="Consolas" w:cs="Times New Roman"/>
+          <w:color w:val="BBBEBF"/>
+          <w:sz w:val="21"/>
+          <w:szCs w:val="21"/>
+          <w:lang w:eastAsia="en-IN"/>
+        </w:rPr>
+        <w:t>(</w:t>
+      </w:r>
+      <w:proofErr w:type="gramEnd"/>
+    </w:p>
+    <w:p>
+      <w:pPr>
+        <w:shd w:val="clear" w:color="auto" w:fill="121314"/>
+        <w:spacing w:after="0" w:line="285" w:lineRule="atLeast"/>
+        <w:rPr>
+          <w:rFonts w:ascii="Consolas" w:eastAsia="Times New Roman" w:hAnsi="Consolas" w:cs="Times New Roman"/>
+          <w:color w:val="BBBEBF"/>
+          <w:sz w:val="21"/>
+          <w:szCs w:val="21"/>
+          <w:lang w:eastAsia="en-IN"/>
+        </w:rPr>
+      </w:pPr>
+      <w:r>
+        <w:rPr>
+          <w:rFonts w:ascii="Consolas" w:eastAsia="Times New Roman" w:hAnsi="Consolas" w:cs="Times New Roman"/>
+          <w:color w:val="BBBEBF"/>
+          <w:sz w:val="21"/>
+          <w:szCs w:val="21"/>
+          <w:lang w:eastAsia="en-IN"/>
+        </w:rPr>
+        <w:t xml:space="preserve">    </w:t>
+      </w:r>
+      <w:proofErr w:type="spellStart"/>
+      <w:r>
+        <w:rPr>
+          <w:rFonts w:ascii="Consolas" w:eastAsia="Times New Roman" w:hAnsi="Consolas" w:cs="Times New Roman"/>
+          <w:color w:val="FFA657"/>
+          <w:sz w:val="21"/>
+          <w:szCs w:val="21"/>
+          <w:lang w:eastAsia="en-IN"/>
+        </w:rPr>
+        <w:t>azure_endpoint</w:t>
+      </w:r>
+      <w:proofErr w:type="spellEnd"/>
+      <w:r>
+        <w:rPr>
+          <w:rFonts w:ascii="Consolas" w:eastAsia="Times New Roman" w:hAnsi="Consolas" w:cs="Times New Roman"/>
+          <w:color w:val="D4D4D4"/>
+          <w:sz w:val="21"/>
+          <w:szCs w:val="21"/>
+          <w:lang w:eastAsia="en-IN"/>
+        </w:rPr>
+        <w:t>=</w:t>
+      </w:r>
+      <w:proofErr w:type="spellStart"/>
+      <w:proofErr w:type="gramStart"/>
+      <w:r>
+        <w:rPr>
+          <w:rFonts w:ascii="Consolas" w:eastAsia="Times New Roman" w:hAnsi="Consolas" w:cs="Times New Roman"/>
+          <w:color w:val="4EC9B0"/>
+          <w:sz w:val="21"/>
+          <w:szCs w:val="21"/>
+          <w:lang w:eastAsia="en-IN"/>
+        </w:rPr>
+        <w:t>config</w:t>
+      </w:r>
+      <w:r>
+        <w:rPr>
+          <w:rFonts w:ascii="Consolas" w:eastAsia="Times New Roman" w:hAnsi="Consolas" w:cs="Times New Roman"/>
+          <w:color w:val="BBBEBF"/>
+          <w:sz w:val="21"/>
+          <w:szCs w:val="21"/>
+          <w:lang w:eastAsia="en-IN"/>
+        </w:rPr>
+        <w:t>.</w:t>
+      </w:r>
+      <w:r>
+        <w:rPr>
+          <w:rFonts w:ascii="Consolas" w:eastAsia="Times New Roman" w:hAnsi="Consolas" w:cs="Times New Roman"/>
+          <w:color w:val="79C0FF"/>
+          <w:sz w:val="21"/>
+          <w:szCs w:val="21"/>
+          <w:lang w:eastAsia="en-IN"/>
+        </w:rPr>
+        <w:t>AZURE</w:t>
+      </w:r>
+      <w:proofErr w:type="gramEnd"/>
+      <w:r>
+        <w:rPr>
+          <w:rFonts w:ascii="Consolas" w:eastAsia="Times New Roman" w:hAnsi="Consolas" w:cs="Times New Roman"/>
+          <w:color w:val="79C0FF"/>
+          <w:sz w:val="21"/>
+          <w:szCs w:val="21"/>
+          <w:lang w:eastAsia="en-IN"/>
+        </w:rPr>
+        <w:t>_OPENAI_ENDPOINT</w:t>
+      </w:r>
+      <w:proofErr w:type="spellEnd"/>
+      <w:r>
+        <w:rPr>
+          <w:rFonts w:ascii="Consolas" w:eastAsia="Times New Roman" w:hAnsi="Consolas" w:cs="Times New Roman"/>
+          <w:color w:val="BBBEBF"/>
+          <w:sz w:val="21"/>
+          <w:szCs w:val="21"/>
+          <w:lang w:eastAsia="en-IN"/>
+        </w:rPr>
+        <w:t>,</w:t>
+      </w:r>
+    </w:p>
+    <w:p>
+      <w:pPr>
+        <w:shd w:val="clear" w:color="auto" w:fill="121314"/>
+        <w:spacing w:after="0" w:line="285" w:lineRule="atLeast"/>
+        <w:rPr>
+          <w:rFonts w:ascii="Consolas" w:eastAsia="Times New Roman" w:hAnsi="Consolas" w:cs="Times New Roman"/>
+          <w:color w:val="BBBEBF"/>
+          <w:sz w:val="21"/>
+          <w:szCs w:val="21"/>
+          <w:lang w:eastAsia="en-IN"/>
+        </w:rPr>
+      </w:pPr>
+      <w:r>
+        <w:rPr>
+          <w:rFonts w:ascii="Consolas" w:eastAsia="Times New Roman" w:hAnsi="Consolas" w:cs="Times New Roman"/>
+          <w:color w:val="BBBEBF"/>
+          <w:sz w:val="21"/>
+          <w:szCs w:val="21"/>
+          <w:lang w:eastAsia="en-IN"/>
+        </w:rPr>
+        <w:t xml:space="preserve">    </w:t>
+      </w:r>
+      <w:proofErr w:type="spellStart"/>
+      <w:r>
+        <w:rPr>
+          <w:rFonts w:ascii="Consolas" w:eastAsia="Times New Roman" w:hAnsi="Consolas" w:cs="Times New Roman"/>
+          <w:color w:val="FFA657"/>
+          <w:sz w:val="21"/>
+          <w:szCs w:val="21"/>
+          <w:lang w:eastAsia="en-IN"/>
+        </w:rPr>
+        <w:t>api_key</w:t>
+      </w:r>
+      <w:proofErr w:type="spellEnd"/>
+      <w:r>
+        <w:rPr>
+          <w:rFonts w:ascii="Consolas" w:eastAsia="Times New Roman" w:hAnsi="Consolas" w:cs="Times New Roman"/>
+          <w:color w:val="D4D4D4"/>
+          <w:sz w:val="21"/>
+          <w:szCs w:val="21"/>
+          <w:lang w:eastAsia="en-IN"/>
+        </w:rPr>
+        <w:t>=</w:t>
+      </w:r>
+      <w:proofErr w:type="spellStart"/>
+      <w:proofErr w:type="gramStart"/>
+      <w:r>
+        <w:rPr>
+          <w:rFonts w:ascii="Consolas" w:eastAsia="Times New Roman" w:hAnsi="Consolas" w:cs="Times New Roman"/>
+          <w:color w:val="4EC9B0"/>
+          <w:sz w:val="21"/>
+          <w:szCs w:val="21"/>
+          <w:lang w:eastAsia="en-IN"/>
+        </w:rPr>
+        <w:t>config</w:t>
+      </w:r>
+      <w:r>
+        <w:rPr>
+          <w:rFonts w:ascii="Consolas" w:eastAsia="Times New Roman" w:hAnsi="Consolas" w:cs="Times New Roman"/>
+          <w:color w:val="BBBEBF"/>
+          <w:sz w:val="21"/>
+          <w:szCs w:val="21"/>
+          <w:lang w:eastAsia="en-IN"/>
+        </w:rPr>
+        <w:t>.</w:t>
+      </w:r>
+      <w:r>
+        <w:rPr>
+          <w:rFonts w:ascii="Consolas" w:eastAsia="Times New Roman" w:hAnsi="Consolas" w:cs="Times New Roman"/>
+          <w:color w:val="79C0FF"/>
+          <w:sz w:val="21"/>
+          <w:szCs w:val="21"/>
+          <w:lang w:eastAsia="en-IN"/>
+        </w:rPr>
+        <w:t>AZURE</w:t>
+      </w:r>
+      <w:proofErr w:type="gramEnd"/>
+      <w:r>
+        <w:rPr>
+          <w:rFonts w:ascii="Consolas" w:eastAsia="Times New Roman" w:hAnsi="Consolas" w:cs="Times New Roman"/>
+          <w:color w:val="79C0FF"/>
+          <w:sz w:val="21"/>
+          <w:szCs w:val="21"/>
+          <w:lang w:eastAsia="en-IN"/>
+        </w:rPr>
+        <w:t>_OPENAI_KEY</w:t>
+      </w:r>
+      <w:proofErr w:type="spellEnd"/>
+      <w:r>
+        <w:rPr>
+          <w:rFonts w:ascii="Consolas" w:eastAsia="Times New Roman" w:hAnsi="Consolas" w:cs="Times New Roman"/>
+          <w:color w:val="BBBEBF"/>
+          <w:sz w:val="21"/>
+          <w:szCs w:val="21"/>
+          <w:lang w:eastAsia="en-IN"/>
+        </w:rPr>
+        <w:t>,</w:t>
+      </w:r>
+    </w:p>
+    <w:p>
+      <w:pPr>
+        <w:shd w:val="clear" w:color="auto" w:fill="121314"/>
+        <w:spacing w:after="0" w:line="285" w:lineRule="atLeast"/>
+        <w:rPr>
+          <w:rFonts w:ascii="Consolas" w:eastAsia="Times New Roman" w:hAnsi="Consolas" w:cs="Times New Roman"/>
+          <w:color w:val="BBBEBF"/>
+          <w:sz w:val="21"/>
+          <w:szCs w:val="21"/>
+          <w:lang w:eastAsia="en-IN"/>
+        </w:rPr>
+      </w:pPr>
+      <w:r>
+        <w:rPr>
+          <w:rFonts w:ascii="Consolas" w:eastAsia="Times New Roman" w:hAnsi="Consolas" w:cs="Times New Roman"/>
+          <w:color w:val="BBBEBF"/>
+          <w:sz w:val="21"/>
+          <w:szCs w:val="21"/>
+          <w:lang w:eastAsia="en-IN"/>
+        </w:rPr>
+        <w:t xml:space="preserve">    </w:t>
+      </w:r>
+      <w:proofErr w:type="spellStart"/>
+      <w:r>
+        <w:rPr>
+          <w:rFonts w:ascii="Consolas" w:eastAsia="Times New Roman" w:hAnsi="Consolas" w:cs="Times New Roman"/>
+          <w:color w:val="FFA657"/>
+          <w:sz w:val="21"/>
+          <w:szCs w:val="21"/>
+          <w:lang w:eastAsia="en-IN"/>
+        </w:rPr>
+        <w:t>azure_deployment</w:t>
+      </w:r>
+      <w:proofErr w:type="spellEnd"/>
+      <w:r>
+        <w:rPr>
+          <w:rFonts w:ascii="Consolas" w:eastAsia="Times New Roman" w:hAnsi="Consolas" w:cs="Times New Roman"/>
+          <w:color w:val="D4D4D4"/>
+          <w:sz w:val="21"/>
+          <w:szCs w:val="21"/>
+          <w:lang w:eastAsia="en-IN"/>
+        </w:rPr>
+        <w:t>=</w:t>
+      </w:r>
+      <w:proofErr w:type="spellStart"/>
+      <w:proofErr w:type="gramStart"/>
+      <w:r>
+        <w:rPr>
+          <w:rFonts w:ascii="Consolas" w:eastAsia="Times New Roman" w:hAnsi="Consolas" w:cs="Times New Roman"/>
+          <w:color w:val="4EC9B0"/>
+          <w:sz w:val="21"/>
+          <w:szCs w:val="21"/>
+          <w:lang w:eastAsia="en-IN"/>
+        </w:rPr>
+        <w:t>config</w:t>
+      </w:r>
+      <w:r>
+        <w:rPr>
+          <w:rFonts w:ascii="Consolas" w:eastAsia="Times New Roman" w:hAnsi="Consolas" w:cs="Times New Roman"/>
+          <w:color w:val="BBBEBF"/>
+          <w:sz w:val="21"/>
+          <w:szCs w:val="21"/>
+          <w:lang w:eastAsia="en-IN"/>
+        </w:rPr>
+        <w:t>.</w:t>
+      </w:r>
+      <w:r>
+        <w:rPr>
+          <w:rFonts w:ascii="Consolas" w:eastAsia="Times New Roman" w:hAnsi="Consolas" w:cs="Times New Roman"/>
+          <w:color w:val="79C0FF"/>
+          <w:sz w:val="21"/>
+          <w:szCs w:val="21"/>
+          <w:lang w:eastAsia="en-IN"/>
+        </w:rPr>
+        <w:t>AZURE</w:t>
+      </w:r>
+      <w:proofErr w:type="gramEnd"/>
+      <w:r>
+        <w:rPr>
+          <w:rFonts w:ascii="Consolas" w:eastAsia="Times New Roman" w:hAnsi="Consolas" w:cs="Times New Roman"/>
+          <w:color w:val="79C0FF"/>
+          <w:sz w:val="21"/>
+          <w:szCs w:val="21"/>
+          <w:lang w:eastAsia="en-IN"/>
+        </w:rPr>
+        <w:t>_OPENAI_DEPLOYMENT</w:t>
+      </w:r>
+      <w:proofErr w:type="spellEnd"/>
+      <w:r>
+        <w:rPr>
+          <w:rFonts w:ascii="Consolas" w:eastAsia="Times New Roman" w:hAnsi="Consolas" w:cs="Times New Roman"/>
+          <w:color w:val="BBBEBF"/>
+          <w:sz w:val="21"/>
+          <w:szCs w:val="21"/>
+          <w:lang w:eastAsia="en-IN"/>
+        </w:rPr>
+        <w:t>,</w:t>
+      </w:r>
+    </w:p>
+    <w:p>
+      <w:pPr>
+        <w:shd w:val="clear" w:color="auto" w:fill="121314"/>
+        <w:spacing w:after="0" w:line="285" w:lineRule="atLeast"/>
+        <w:rPr>
+          <w:rFonts w:ascii="Consolas" w:eastAsia="Times New Roman" w:hAnsi="Consolas" w:cs="Times New Roman"/>
+          <w:color w:val="BBBEBF"/>
+          <w:sz w:val="21"/>
+          <w:szCs w:val="21"/>
+          <w:lang w:eastAsia="en-IN"/>
+        </w:rPr>
+      </w:pPr>
+      <w:r>
+        <w:rPr>
+          <w:rFonts w:ascii="Consolas" w:eastAsia="Times New Roman" w:hAnsi="Consolas" w:cs="Times New Roman"/>
+          <w:color w:val="BBBEBF"/>
+          <w:sz w:val="21"/>
+          <w:szCs w:val="21"/>
+          <w:lang w:eastAsia="en-IN"/>
+        </w:rPr>
+        <w:t xml:space="preserve">    </w:t>
+      </w:r>
+      <w:proofErr w:type="spellStart"/>
+      <w:r>
+        <w:rPr>
+          <w:rFonts w:ascii="Consolas" w:eastAsia="Times New Roman" w:hAnsi="Consolas" w:cs="Times New Roman"/>
+          <w:color w:val="FFA657"/>
+          <w:sz w:val="21"/>
+          <w:szCs w:val="21"/>
+          <w:lang w:eastAsia="en-IN"/>
+        </w:rPr>
+        <w:t>api_version</w:t>
+      </w:r>
+      <w:proofErr w:type="spellEnd"/>
+      <w:r>
+        <w:rPr>
+          <w:rFonts w:ascii="Consolas" w:eastAsia="Times New Roman" w:hAnsi="Consolas" w:cs="Times New Roman"/>
+          <w:color w:val="D4D4D4"/>
+          <w:sz w:val="21"/>
+          <w:szCs w:val="21"/>
+          <w:lang w:eastAsia="en-IN"/>
+        </w:rPr>
+        <w:t>=</w:t>
+      </w:r>
+      <w:proofErr w:type="spellStart"/>
+      <w:proofErr w:type="gramStart"/>
+      <w:r>
+        <w:rPr>
+          <w:rFonts w:ascii="Consolas" w:eastAsia="Times New Roman" w:hAnsi="Consolas" w:cs="Times New Roman"/>
+          <w:color w:val="4EC9B0"/>
+          <w:sz w:val="21"/>
+          <w:szCs w:val="21"/>
+          <w:lang w:eastAsia="en-IN"/>
+        </w:rPr>
+        <w:t>config</w:t>
+      </w:r>
+      <w:r>
+        <w:rPr>
+          <w:rFonts w:ascii="Consolas" w:eastAsia="Times New Roman" w:hAnsi="Consolas" w:cs="Times New Roman"/>
+          <w:color w:val="BBBEBF"/>
+          <w:sz w:val="21"/>
+          <w:szCs w:val="21"/>
+          <w:lang w:eastAsia="en-IN"/>
+        </w:rPr>
+        <w:t>.</w:t>
+      </w:r>
+      <w:r>
+        <w:rPr>
+          <w:rFonts w:ascii="Consolas" w:eastAsia="Times New Roman" w:hAnsi="Consolas" w:cs="Times New Roman"/>
+          <w:color w:val="79C0FF"/>
+          <w:sz w:val="21"/>
+          <w:szCs w:val="21"/>
+          <w:lang w:eastAsia="en-IN"/>
+        </w:rPr>
+        <w:t>AZURE</w:t>
+      </w:r>
+      <w:proofErr w:type="gramEnd"/>
+      <w:r>
+        <w:rPr>
+          <w:rFonts w:ascii="Consolas" w:eastAsia="Times New Roman" w:hAnsi="Consolas" w:cs="Times New Roman"/>
+          <w:color w:val="79C0FF"/>
+          <w:sz w:val="21"/>
+          <w:szCs w:val="21"/>
+          <w:lang w:eastAsia="en-IN"/>
+        </w:rPr>
+        <w:t>_OPENAI_API_VERSION</w:t>
+      </w:r>
+      <w:proofErr w:type="spellEnd"/>
+      <w:r>
+        <w:rPr>
+          <w:rFonts w:ascii="Consolas" w:eastAsia="Times New Roman" w:hAnsi="Consolas" w:cs="Times New Roman"/>
+          <w:color w:val="BBBEBF"/>
+          <w:sz w:val="21"/>
+          <w:szCs w:val="21"/>
+          <w:lang w:eastAsia="en-IN"/>
+        </w:rPr>
+        <w:t>,</w:t>
+      </w:r>
+    </w:p>
+    <w:p>
+      <w:pPr>
+        <w:shd w:val="clear" w:color="auto" w:fill="121314"/>
+        <w:spacing w:after="0" w:line="285" w:lineRule="atLeast"/>
+        <w:rPr>
+          <w:rFonts w:ascii="Consolas" w:eastAsia="Times New Roman" w:hAnsi="Consolas" w:cs="Times New Roman"/>
+          <w:color w:val="BBBEBF"/>
+          <w:sz w:val="21"/>
+          <w:szCs w:val="21"/>
+          <w:lang w:eastAsia="en-IN"/>
+        </w:rPr>
+      </w:pPr>
+      <w:r>
+        <w:rPr>
+          <w:rFonts w:ascii="Consolas" w:eastAsia="Times New Roman" w:hAnsi="Consolas" w:cs="Times New Roman"/>
+          <w:color w:val="BBBEBF"/>
+          <w:sz w:val="21"/>
+          <w:szCs w:val="21"/>
+          <w:lang w:eastAsia="en-IN"/>
+        </w:rPr>
+        <w:t xml:space="preserve">    </w:t>
+      </w:r>
+      <w:r>
+        <w:rPr>
+          <w:rFonts w:ascii="Consolas" w:eastAsia="Times New Roman" w:hAnsi="Consolas" w:cs="Times New Roman"/>
+          <w:color w:val="FFA657"/>
+          <w:sz w:val="21"/>
+          <w:szCs w:val="21"/>
+          <w:lang w:eastAsia="en-IN"/>
+        </w:rPr>
+        <w:t>temperature</w:t>
+      </w:r>
+      <w:r>
+        <w:rPr>
+          <w:rFonts w:ascii="Consolas" w:eastAsia="Times New Roman" w:hAnsi="Consolas" w:cs="Times New Roman"/>
+          <w:color w:val="D4D4D4"/>
+          <w:sz w:val="21"/>
+          <w:szCs w:val="21"/>
+          <w:lang w:eastAsia="en-IN"/>
+        </w:rPr>
+        <w:t>=</w:t>
+      </w:r>
+      <w:r>
+        <w:rPr>
+          <w:rFonts w:ascii="Consolas" w:eastAsia="Times New Roman" w:hAnsi="Consolas" w:cs="Times New Roman"/>
+          <w:color w:val="B5CEA8"/>
+          <w:sz w:val="21"/>
+          <w:szCs w:val="21"/>
+          <w:lang w:eastAsia="en-IN"/>
+        </w:rPr>
+        <w:t>0</w:t>
+      </w:r>
+    </w:p>
+    <w:p>
+      <w:pPr>
+        <w:shd w:val="clear" w:color="auto" w:fill="121314"/>
+        <w:spacing w:after="0" w:line="285" w:lineRule="atLeast"/>
+        <w:rPr>
+          <w:rFonts w:ascii="Consolas" w:eastAsia="Times New Roman" w:hAnsi="Consolas" w:cs="Times New Roman"/>
+          <w:color w:val="BBBEBF"/>
+          <w:sz w:val="21"/>
+          <w:szCs w:val="21"/>
+          <w:lang w:eastAsia="en-IN"/>
+        </w:rPr>
+      </w:pPr>
+      <w:r>
+        <w:rPr>
+          <w:rFonts w:ascii="Consolas" w:eastAsia="Times New Roman" w:hAnsi="Consolas" w:cs="Times New Roman"/>
+          <w:color w:val="BBBEBF"/>
+          <w:sz w:val="21"/>
+          <w:szCs w:val="21"/>
+          <w:lang w:eastAsia="en-IN"/>
+        </w:rPr>
+        <w:t>)</w:t>
+      </w:r>
+    </w:p>
+    <w:p/>
+    <w:p>
+      <w:pPr>
+        <w:rPr>
+          <w:b/>
+        </w:rPr>
+      </w:pPr>
+      <w:r>
+        <w:rPr>
+          <w:b/>
+          <w:highlight w:val="yellow"/>
+        </w:rPr>
+        <w:t xml:space="preserve">What is </w:t>
+      </w:r>
+      <w:proofErr w:type="spellStart"/>
+      <w:r>
+        <w:rPr>
+          <w:b/>
+          <w:highlight w:val="yellow"/>
+        </w:rPr>
+        <w:t>api_</w:t>
+      </w:r>
+      <w:proofErr w:type="gramStart"/>
+      <w:r>
+        <w:rPr>
+          <w:b/>
+          <w:highlight w:val="yellow"/>
+        </w:rPr>
+        <w:t>key</w:t>
+      </w:r>
+      <w:proofErr w:type="spellEnd"/>
+      <w:r>
+        <w:rPr>
+          <w:b/>
+          <w:highlight w:val="yellow"/>
+        </w:rPr>
+        <w:t xml:space="preserve"> ?</w:t>
+      </w:r>
+      <w:proofErr w:type="gramEnd"/>
+    </w:p>
+    <w:p>
+      <w:pPr>
+        <w:spacing w:before="100" w:beforeAutospacing="1" w:after="100" w:afterAutospacing="1" w:line="240" w:lineRule="auto"/>
+        <w:rPr>
+          <w:rFonts w:ascii="Times New Roman" w:eastAsia="Times New Roman" w:hAnsi="Times New Roman" w:cs="Times New Roman"/>
+          <w:sz w:val="24"/>
+          <w:szCs w:val="24"/>
+          <w:lang w:eastAsia="en-IN"/>
+        </w:rPr>
+      </w:pPr>
+      <w:r>
+        <w:rPr>
+          <w:rFonts w:ascii="Times New Roman" w:eastAsia="Times New Roman" w:hAnsi="Times New Roman" w:cs="Times New Roman"/>
+          <w:sz w:val="24"/>
+          <w:szCs w:val="24"/>
+          <w:lang w:eastAsia="en-IN"/>
+        </w:rPr>
+        <w:t xml:space="preserve">Think of it as your </w:t>
+      </w:r>
+      <w:r>
+        <w:rPr>
+          <w:rFonts w:ascii="Times New Roman" w:eastAsia="Times New Roman" w:hAnsi="Times New Roman" w:cs="Times New Roman"/>
+          <w:b/>
+          <w:bCs/>
+          <w:sz w:val="24"/>
+          <w:szCs w:val="24"/>
+          <w:lang w:eastAsia="en-IN"/>
+        </w:rPr>
+        <w:t>password</w:t>
+      </w:r>
+      <w:r>
+        <w:rPr>
+          <w:rFonts w:ascii="Times New Roman" w:eastAsia="Times New Roman" w:hAnsi="Times New Roman" w:cs="Times New Roman"/>
+          <w:sz w:val="24"/>
+          <w:szCs w:val="24"/>
+          <w:lang w:eastAsia="en-IN"/>
+        </w:rPr>
+        <w:t xml:space="preserve"> for Azure </w:t>
+      </w:r>
+      <w:proofErr w:type="spellStart"/>
+      <w:r>
+        <w:rPr>
+          <w:rFonts w:ascii="Times New Roman" w:eastAsia="Times New Roman" w:hAnsi="Times New Roman" w:cs="Times New Roman"/>
+          <w:sz w:val="24"/>
+          <w:szCs w:val="24"/>
+          <w:lang w:eastAsia="en-IN"/>
+        </w:rPr>
+        <w:t>OpenAI</w:t>
+      </w:r>
+      <w:proofErr w:type="spellEnd"/>
+      <w:r>
+        <w:rPr>
+          <w:rFonts w:ascii="Times New Roman" w:eastAsia="Times New Roman" w:hAnsi="Times New Roman" w:cs="Times New Roman"/>
+          <w:sz w:val="24"/>
+          <w:szCs w:val="24"/>
+          <w:lang w:eastAsia="en-IN"/>
+        </w:rPr>
+        <w:t>.</w:t>
+      </w:r>
+    </w:p>
+    <w:p>
+      <w:pPr>
+        <w:spacing w:before="100" w:beforeAutospacing="1" w:after="100" w:afterAutospacing="1" w:line="240" w:lineRule="auto"/>
+        <w:rPr>
+          <w:rFonts w:ascii="Times New Roman" w:eastAsia="Times New Roman" w:hAnsi="Times New Roman" w:cs="Times New Roman"/>
+          <w:sz w:val="24"/>
+          <w:szCs w:val="24"/>
+          <w:lang w:eastAsia="en-IN"/>
+        </w:rPr>
+      </w:pPr>
+      <w:r>
+        <w:rPr>
+          <w:rFonts w:ascii="Times New Roman" w:eastAsia="Times New Roman" w:hAnsi="Times New Roman" w:cs="Times New Roman"/>
+          <w:sz w:val="24"/>
+          <w:szCs w:val="24"/>
+          <w:lang w:eastAsia="en-IN"/>
+        </w:rPr>
+        <w:t>Without it,</w:t>
+      </w:r>
+      <w:r>
+        <w:rPr>
+          <w:rFonts w:ascii="Times New Roman" w:eastAsia="Times New Roman" w:hAnsi="Times New Roman" w:cs="Times New Roman"/>
+          <w:sz w:val="24"/>
+          <w:szCs w:val="24"/>
+          <w:lang w:eastAsia="en-IN"/>
+        </w:rPr>
+        <w:t xml:space="preserve"> </w:t>
+      </w:r>
+      <w:r>
+        <w:rPr>
+          <w:rFonts w:ascii="Times New Roman" w:eastAsia="Times New Roman" w:hAnsi="Times New Roman" w:cs="Times New Roman"/>
+          <w:sz w:val="24"/>
+          <w:szCs w:val="24"/>
+          <w:lang w:eastAsia="en-IN"/>
+        </w:rPr>
+        <w:t>Azure refuses every request.</w:t>
+      </w:r>
+    </w:p>
+    <w:p>
+      <w:pPr>
+        <w:pStyle w:val="Heading2"/>
+      </w:pPr>
+      <w:r>
+        <w:t>What happens internally?</w:t>
+      </w:r>
+    </w:p>
+    <w:p>
+      <w:pPr>
+        <w:pStyle w:val="NormalWeb"/>
+      </w:pPr>
+      <w:r>
+        <w:t>When you execute:</w:t>
+      </w:r>
+    </w:p>
+    <w:p>
+      <w:pPr>
+        <w:pStyle w:val="HTMLPreformatted"/>
+      </w:pPr>
+      <w:proofErr w:type="spellStart"/>
+      <w:proofErr w:type="gramStart"/>
+      <w:r>
+        <w:rPr>
+          <w:rStyle w:val="m"/>
+        </w:rPr>
+        <w:t>llm</w:t>
+      </w:r>
+      <w:r>
+        <w:rPr>
+          <w:rStyle w:val="g"/>
+        </w:rPr>
+        <w:t>.</w:t>
+      </w:r>
+      <w:r>
+        <w:rPr>
+          <w:rStyle w:val="HTMLCode"/>
+        </w:rPr>
+        <w:t>invoke</w:t>
+      </w:r>
+      <w:proofErr w:type="spellEnd"/>
+      <w:proofErr w:type="gramEnd"/>
+      <w:r>
+        <w:rPr>
+          <w:rStyle w:val="HTMLCode"/>
+        </w:rPr>
+        <w:t>(</w:t>
+      </w:r>
+      <w:r>
+        <w:rPr>
+          <w:rStyle w:val="m"/>
+        </w:rPr>
+        <w:t>messages</w:t>
+      </w:r>
+      <w:r>
+        <w:rPr>
+          <w:rStyle w:val="HTMLCode"/>
+        </w:rPr>
+        <w:t>)</w:t>
+      </w:r>
+    </w:p>
+    <w:p>
+      <w:pPr>
+        <w:pStyle w:val="NormalWeb"/>
+      </w:pPr>
+      <w:r>
+        <w:t>LangChain automatically includes a header similar to:</w:t>
+      </w:r>
+    </w:p>
+    <w:p>
+      <w:pPr>
+        <w:pStyle w:val="HTMLPreformatted"/>
+      </w:pPr>
+      <w:proofErr w:type="spellStart"/>
+      <w:r>
+        <w:rPr>
+          <w:rStyle w:val="HTMLCode"/>
+        </w:rPr>
+        <w:t>api</w:t>
+      </w:r>
+      <w:proofErr w:type="spellEnd"/>
+      <w:r>
+        <w:rPr>
+          <w:rStyle w:val="HTMLCode"/>
+        </w:rPr>
+        <w:t>-key: ************************</w:t>
+      </w:r>
+    </w:p>
+    <w:p>
+      <w:pPr>
+        <w:pStyle w:val="NormalWeb"/>
+      </w:pPr>
+      <w:r>
+        <w:t>You never have to manually create this header because LangChain does it for you.</w:t>
+      </w:r>
+    </w:p>
+    <w:p>
+      <w:pPr>
+        <w:rPr>
+          <w:b/>
+        </w:rPr>
+      </w:pPr>
+      <w:r>
+        <w:rPr>
+          <w:noProof/>
+          <w:lang w:eastAsia="en-IN"/>
+        </w:rPr>
+        <w:drawing>
+          <wp:inline distT="0" distB="0" distL="0" distR="0" wp14:anchorId="7195858A" wp14:editId="525CD526">
+            <wp:extent cx="5731510" cy="1758315"/>
+            <wp:effectExtent l="0" t="0" r="2540" b="0"/>
+            <wp:docPr id="5" name="Picture 5"/>
+            <wp:cNvGraphicFramePr>
+              <a:graphicFrameLocks xmlns:a="http://schemas.openxmlformats.org/drawingml/2006/main" noChangeAspect="1"/>
+            </wp:cNvGraphicFramePr>
+            <a:graphic xmlns:a="http://schemas.openxmlformats.org/drawingml/2006/main">
+              <a:graphicData uri="http://schemas.openxmlformats.org/drawingml/2006/picture">
+                <pic:pic xmlns:pic="http://schemas.openxmlformats.org/drawingml/2006/picture">
+                  <pic:nvPicPr>
+                    <pic:cNvPr id="1" name=""/>
+                    <pic:cNvPicPr/>
+                  </pic:nvPicPr>
+                  <pic:blipFill>
+                    <a:blip r:embed="rId13"/>
+                    <a:stretch>
+                      <a:fillRect/>
+                    </a:stretch>
+                  </pic:blipFill>
+                  <pic:spPr>
+                    <a:xfrm>
+                      <a:off x="0" y="0"/>
+                      <a:ext cx="5731510" cy="1758315"/>
+                    </a:xfrm>
+                    <a:prstGeom prst="rect">
+                      <a:avLst/>
+                    </a:prstGeom>
+                  </pic:spPr>
+                </pic:pic>
+              </a:graphicData>
+            </a:graphic>
+          </wp:inline>
+        </w:drawing>
+      </w:r>
+    </w:p>
+    <w:p>
+      <w:pPr>
+        <w:spacing w:before="100" w:beforeAutospacing="1" w:after="100" w:afterAutospacing="1" w:line="240" w:lineRule="auto"/>
+        <w:outlineLvl w:val="0"/>
+        <w:rPr>
+          <w:rFonts w:ascii="Times New Roman" w:eastAsia="Times New Roman" w:hAnsi="Times New Roman" w:cs="Times New Roman"/>
+          <w:b/>
+          <w:bCs/>
+          <w:kern w:val="36"/>
+          <w:sz w:val="48"/>
+          <w:szCs w:val="48"/>
+          <w:lang w:eastAsia="en-IN"/>
+        </w:rPr>
+      </w:pPr>
+      <w:r>
+        <w:rPr>
+          <w:rFonts w:ascii="Times New Roman" w:eastAsia="Times New Roman" w:hAnsi="Times New Roman" w:cs="Times New Roman"/>
+          <w:b/>
+          <w:bCs/>
+          <w:kern w:val="36"/>
+          <w:sz w:val="48"/>
+          <w:szCs w:val="48"/>
+          <w:lang w:eastAsia="en-IN"/>
+        </w:rPr>
+        <w:t>Why did we choose GPT-4.1 Mini?</w:t>
+      </w:r>
+    </w:p>
+    <w:p>
+      <w:pPr>
+        <w:spacing w:before="100" w:beforeAutospacing="1" w:after="100" w:afterAutospacing="1" w:line="240" w:lineRule="auto"/>
+        <w:rPr>
+          <w:rFonts w:ascii="Times New Roman" w:eastAsia="Times New Roman" w:hAnsi="Times New Roman" w:cs="Times New Roman"/>
+          <w:sz w:val="24"/>
+          <w:szCs w:val="24"/>
+          <w:lang w:eastAsia="en-IN"/>
+        </w:rPr>
+      </w:pPr>
+      <w:r>
+        <w:rPr>
+          <w:rFonts w:ascii="Times New Roman" w:eastAsia="Times New Roman" w:hAnsi="Times New Roman" w:cs="Times New Roman"/>
+          <w:sz w:val="24"/>
+          <w:szCs w:val="24"/>
+          <w:lang w:eastAsia="en-IN"/>
+        </w:rPr>
+        <w:t>For your Travel Expense project, GPT-4.1 Mini is a sensible choice because:</w:t>
+      </w:r>
+    </w:p>
+    <w:p>
+      <w:pPr>
+        <w:numPr>
+          <w:ilvl w:val="0"/>
+          <w:numId w:val="1"/>
+        </w:numPr>
+        <w:spacing w:before="100" w:beforeAutospacing="1" w:after="100" w:afterAutospacing="1" w:line="240" w:lineRule="auto"/>
+        <w:rPr>
+          <w:rFonts w:ascii="Times New Roman" w:eastAsia="Times New Roman" w:hAnsi="Times New Roman" w:cs="Times New Roman"/>
+          <w:sz w:val="24"/>
+          <w:szCs w:val="24"/>
+          <w:lang w:eastAsia="en-IN"/>
+        </w:rPr>
+      </w:pPr>
+      <w:r>
+        <w:rPr>
+          <w:rFonts w:ascii="Times New Roman" w:eastAsia="Times New Roman" w:hAnsi="Times New Roman" w:cs="Times New Roman"/>
+          <w:sz w:val="24"/>
+          <w:szCs w:val="24"/>
+          <w:lang w:eastAsia="en-IN"/>
+        </w:rPr>
+        <w:t xml:space="preserve">It understands documents well. </w:t>
+      </w:r>
+    </w:p>
+    <w:p>
+      <w:pPr>
+        <w:numPr>
+          <w:ilvl w:val="0"/>
+          <w:numId w:val="1"/>
+        </w:numPr>
+        <w:spacing w:before="100" w:beforeAutospacing="1" w:after="100" w:afterAutospacing="1" w:line="240" w:lineRule="auto"/>
+        <w:rPr>
+          <w:rFonts w:ascii="Times New Roman" w:eastAsia="Times New Roman" w:hAnsi="Times New Roman" w:cs="Times New Roman"/>
+          <w:sz w:val="24"/>
+          <w:szCs w:val="24"/>
+          <w:lang w:eastAsia="en-IN"/>
+        </w:rPr>
+      </w:pPr>
+      <w:r>
+        <w:rPr>
+          <w:rFonts w:ascii="Times New Roman" w:eastAsia="Times New Roman" w:hAnsi="Times New Roman" w:cs="Times New Roman"/>
+          <w:sz w:val="24"/>
+          <w:szCs w:val="24"/>
+          <w:lang w:eastAsia="en-IN"/>
+        </w:rPr>
+        <w:t xml:space="preserve">It can produce structured JSON reliably. </w:t>
+      </w:r>
+    </w:p>
+    <w:p>
+      <w:pPr>
+        <w:numPr>
+          <w:ilvl w:val="0"/>
+          <w:numId w:val="1"/>
+        </w:numPr>
+        <w:spacing w:before="100" w:beforeAutospacing="1" w:after="100" w:afterAutospacing="1" w:line="240" w:lineRule="auto"/>
+        <w:rPr>
+          <w:rFonts w:ascii="Times New Roman" w:eastAsia="Times New Roman" w:hAnsi="Times New Roman" w:cs="Times New Roman"/>
+          <w:sz w:val="24"/>
+          <w:szCs w:val="24"/>
+          <w:lang w:eastAsia="en-IN"/>
+        </w:rPr>
+      </w:pPr>
+      <w:r>
+        <w:rPr>
+          <w:rFonts w:ascii="Times New Roman" w:eastAsia="Times New Roman" w:hAnsi="Times New Roman" w:cs="Times New Roman"/>
+          <w:sz w:val="24"/>
+          <w:szCs w:val="24"/>
+          <w:lang w:eastAsia="en-IN"/>
+        </w:rPr>
+        <w:lastRenderedPageBreak/>
+        <w:t xml:space="preserve">It is faster than larger models. </w:t>
+      </w:r>
+    </w:p>
+    <w:p>
+      <w:pPr>
+        <w:numPr>
+          <w:ilvl w:val="0"/>
+          <w:numId w:val="1"/>
+        </w:numPr>
+        <w:spacing w:before="100" w:beforeAutospacing="1" w:after="100" w:afterAutospacing="1" w:line="240" w:lineRule="auto"/>
+        <w:rPr>
+          <w:rFonts w:ascii="Times New Roman" w:eastAsia="Times New Roman" w:hAnsi="Times New Roman" w:cs="Times New Roman"/>
+          <w:sz w:val="24"/>
+          <w:szCs w:val="24"/>
+          <w:lang w:eastAsia="en-IN"/>
+        </w:rPr>
+      </w:pPr>
+      <w:r>
+        <w:rPr>
+          <w:rFonts w:ascii="Times New Roman" w:eastAsia="Times New Roman" w:hAnsi="Times New Roman" w:cs="Times New Roman"/>
+          <w:sz w:val="24"/>
+          <w:szCs w:val="24"/>
+          <w:lang w:eastAsia="en-IN"/>
+        </w:rPr>
+        <w:t xml:space="preserve">It costs less than flagship GPT-4.1. </w:t>
+      </w:r>
+    </w:p>
+    <w:p>
+      <w:pPr>
+        <w:numPr>
+          <w:ilvl w:val="0"/>
+          <w:numId w:val="1"/>
+        </w:numPr>
+        <w:spacing w:before="100" w:beforeAutospacing="1" w:after="100" w:afterAutospacing="1" w:line="240" w:lineRule="auto"/>
+        <w:rPr>
+          <w:rFonts w:ascii="Times New Roman" w:eastAsia="Times New Roman" w:hAnsi="Times New Roman" w:cs="Times New Roman"/>
+          <w:sz w:val="24"/>
+          <w:szCs w:val="24"/>
+          <w:lang w:eastAsia="en-IN"/>
+        </w:rPr>
+      </w:pPr>
+      <w:r>
+        <w:rPr>
+          <w:rFonts w:ascii="Times New Roman" w:eastAsia="Times New Roman" w:hAnsi="Times New Roman" w:cs="Times New Roman"/>
+          <w:sz w:val="24"/>
+          <w:szCs w:val="24"/>
+          <w:lang w:eastAsia="en-IN"/>
+        </w:rPr>
+        <w:t>It is sufficient for parsing receipts, timelines, and fraud explanations.</w:t>
+      </w:r>
+    </w:p>
+    <w:p>
+      <w:pPr>
+        <w:rPr>
+          <w:b/>
+        </w:rPr>
+      </w:pPr>
+      <w:r>
+        <w:rPr>
+          <w:b/>
+          <w:highlight w:val="yellow"/>
+        </w:rPr>
+        <w:t>What is temperature = 0 in model?</w:t>
+      </w:r>
+    </w:p>
+    <w:p>
+      <w:pPr>
+        <w:pStyle w:val="Heading1"/>
+      </w:pPr>
+      <w:r>
+        <w:t>First, let's understand how an LLM works</w:t>
+      </w:r>
+    </w:p>
+    <w:p>
+      <w:pPr>
+        <w:spacing w:before="100" w:beforeAutospacing="1" w:after="100" w:afterAutospacing="1"/>
+      </w:pPr>
+      <w:r>
+        <w:t>Suppose you ask the model:</w:t>
+      </w:r>
+    </w:p>
+    <w:p>
+      <w:pPr>
+        <w:pStyle w:val="NormalWeb"/>
+      </w:pPr>
+      <w:r>
+        <w:rPr>
+          <w:rStyle w:val="Strong"/>
+        </w:rPr>
+        <w:t>"The capital of France is"</w:t>
+      </w:r>
+    </w:p>
+    <w:p>
+      <w:pPr>
+        <w:pStyle w:val="NormalWeb"/>
+      </w:pPr>
+      <w:r>
+        <w:t xml:space="preserve">The LLM </w:t>
+      </w:r>
+      <w:r>
+        <w:rPr>
+          <w:rStyle w:val="Strong"/>
+        </w:rPr>
+        <w:t>does not think in complete sentences</w:t>
+      </w:r>
+      <w:r>
+        <w:t>.</w:t>
+      </w:r>
+    </w:p>
+    <w:p>
+      <w:pPr>
+        <w:pStyle w:val="NormalWeb"/>
+      </w:pPr>
+      <w:r>
+        <w:t xml:space="preserve">Instead, it predicts </w:t>
+      </w:r>
+      <w:r>
+        <w:rPr>
+          <w:rStyle w:val="Strong"/>
+        </w:rPr>
+        <w:t>one token at a time</w:t>
+      </w:r>
+      <w:r>
+        <w:t>.</w:t>
+      </w:r>
+    </w:p>
+    <w:p>
+      <w:pPr>
+        <w:rPr>
+          <w:b/>
+        </w:rPr>
+      </w:pPr>
+      <w:r>
+        <w:rPr>
+          <w:noProof/>
+          <w:lang w:eastAsia="en-IN"/>
+        </w:rPr>
+        <w:drawing>
+          <wp:inline distT="0" distB="0" distL="0" distR="0" wp14:anchorId="4AF3FAC3" wp14:editId="01BE2335">
+            <wp:extent cx="4610100" cy="4772025"/>
+            <wp:effectExtent l="0" t="0" r="0" b="9525"/>
+            <wp:docPr id="11" name="Picture 11"/>
+            <wp:cNvGraphicFramePr>
+              <a:graphicFrameLocks xmlns:a="http://schemas.openxmlformats.org/drawingml/2006/main" noChangeAspect="1"/>
+            </wp:cNvGraphicFramePr>
+            <a:graphic xmlns:a="http://schemas.openxmlformats.org/drawingml/2006/main">
+              <a:graphicData uri="http://schemas.openxmlformats.org/drawingml/2006/picture">
+                <pic:pic xmlns:pic="http://schemas.openxmlformats.org/drawingml/2006/picture">
+                  <pic:nvPicPr>
+                    <pic:cNvPr id="1" name=""/>
+                    <pic:cNvPicPr/>
+                  </pic:nvPicPr>
+                  <pic:blipFill>
+                    <a:blip r:embed="rId14"/>
+                    <a:stretch>
+                      <a:fillRect/>
+                    </a:stretch>
+                  </pic:blipFill>
+                  <pic:spPr>
+                    <a:xfrm>
+                      <a:off x="0" y="0"/>
+                      <a:ext cx="4610100" cy="4772025"/>
+                    </a:xfrm>
+                    <a:prstGeom prst="rect">
+                      <a:avLst/>
+                    </a:prstGeom>
+                  </pic:spPr>
+                </pic:pic>
+              </a:graphicData>
+            </a:graphic>
+          </wp:inline>
+        </w:drawing>
+      </w:r>
+    </w:p>
+    <w:p>
+      <w:pPr>
+        <w:pStyle w:val="Heading1"/>
+      </w:pPr>
+      <w:r>
+        <w:t>Does the LLM know only one answer?</w:t>
+      </w:r>
+    </w:p>
+    <w:p>
+      <w:pPr>
+        <w:pStyle w:val="NormalWeb"/>
+      </w:pPr>
+      <w:r>
+        <w:t>No.</w:t>
+      </w:r>
+    </w:p>
+    <w:p>
+      <w:pPr>
+        <w:pStyle w:val="NormalWeb"/>
+      </w:pPr>
+      <w:r>
+        <w:lastRenderedPageBreak/>
+        <w:t>For every next token, the model calculates probabilities.</w:t>
+      </w:r>
+    </w:p>
+    <w:p>
+      <w:pPr>
+        <w:pStyle w:val="NormalWeb"/>
+      </w:pPr>
+      <w:r>
+        <w:t>Imagine the model predicts:</w:t>
+      </w:r>
+    </w:p>
+    <w:tbl>
+      <w:tblPr>
+        <w:tblW w:w="0" w:type="auto"/>
+        <w:tblCellSpacing w:w="15" w:type="dxa"/>
+        <w:tblCellMar>
+          <w:top w:w="15" w:type="dxa"/>
+          <w:left w:w="15" w:type="dxa"/>
+          <w:bottom w:w="15" w:type="dxa"/>
+          <w:right w:w="15" w:type="dxa"/>
+        </w:tblCellMar>
+        <w:tblLook w:val="04A0" w:firstRow="1" w:lastRow="0" w:firstColumn="1" w:lastColumn="0" w:noHBand="0" w:noVBand="1"/>
+      </w:tblPr>
+      <w:tblGrid>
+        <w:gridCol w:w="1120"/>
+        <w:gridCol w:w="1076"/>
+      </w:tblGrid>
+      <w:tr>
+        <w:trPr>
+          <w:tblHeader/>
+          <w:tblCellSpacing w:w="15" w:type="dxa"/>
+        </w:trPr>
+        <w:tc>
+          <w:tcPr>
+            <w:tcW w:w="0" w:type="auto"/>
+            <w:vAlign w:val="center"/>
+            <w:hideMark/>
+          </w:tcPr>
+          <w:p>
+            <w:pPr>
+              <w:jc w:val="center"/>
+              <w:rPr>
+                <w:b/>
+                <w:bCs/>
+              </w:rPr>
+            </w:pPr>
+            <w:r>
+              <w:rPr>
+                <w:b/>
+                <w:bCs/>
+              </w:rPr>
+              <w:t>Next Token</w:t>
+            </w:r>
+          </w:p>
+        </w:tc>
+        <w:tc>
+          <w:tcPr>
+            <w:tcW w:w="0" w:type="auto"/>
+            <w:vAlign w:val="center"/>
+            <w:hideMark/>
+          </w:tcPr>
+          <w:p>
+            <w:pPr>
+              <w:jc w:val="center"/>
+              <w:rPr>
+                <w:b/>
+                <w:bCs/>
+              </w:rPr>
+            </w:pPr>
+            <w:r>
+              <w:rPr>
+                <w:b/>
+                <w:bCs/>
+              </w:rPr>
+              <w:t>Probability</w:t>
+            </w:r>
+          </w:p>
+        </w:tc>
+      </w:tr>
+      <w:tr>
+        <w:trPr>
+          <w:tblCellSpacing w:w="15" w:type="dxa"/>
+        </w:trPr>
+        <w:tc>
+          <w:tcPr>
+            <w:tcW w:w="0" w:type="auto"/>
+            <w:tcBorders>
+              <w:top w:val="single" w:sz="4" w:space="0" w:color="auto"/>
+              <w:left w:val="single" w:sz="4" w:space="0" w:color="auto"/>
+              <w:bottom w:val="single" w:sz="4" w:space="0" w:color="auto"/>
+              <w:right w:val="single" w:sz="4" w:space="0" w:color="auto"/>
+            </w:tcBorders>
+            <w:vAlign w:val="center"/>
+            <w:hideMark/>
+          </w:tcPr>
+          <w:p>
+            <w:r>
+              <w:t>Paris</w:t>
+            </w:r>
+          </w:p>
+        </w:tc>
+        <w:tc>
+          <w:tcPr>
+            <w:tcW w:w="0" w:type="auto"/>
+            <w:tcBorders>
+              <w:top w:val="single" w:sz="4" w:space="0" w:color="auto"/>
+              <w:left w:val="single" w:sz="4" w:space="0" w:color="auto"/>
+              <w:bottom w:val="single" w:sz="4" w:space="0" w:color="auto"/>
+              <w:right w:val="single" w:sz="4" w:space="0" w:color="auto"/>
+            </w:tcBorders>
+            <w:vAlign w:val="center"/>
+            <w:hideMark/>
+          </w:tcPr>
+          <w:p>
+            <w:r>
+              <w:t>97%</w:t>
+            </w:r>
+          </w:p>
+        </w:tc>
+      </w:tr>
+      <w:tr>
+        <w:trPr>
+          <w:tblCellSpacing w:w="15" w:type="dxa"/>
+        </w:trPr>
+        <w:tc>
+          <w:tcPr>
+            <w:tcW w:w="0" w:type="auto"/>
+            <w:tcBorders>
+              <w:top w:val="single" w:sz="4" w:space="0" w:color="auto"/>
+              <w:left w:val="single" w:sz="4" w:space="0" w:color="auto"/>
+              <w:bottom w:val="single" w:sz="4" w:space="0" w:color="auto"/>
+              <w:right w:val="single" w:sz="4" w:space="0" w:color="auto"/>
+            </w:tcBorders>
+            <w:vAlign w:val="center"/>
+            <w:hideMark/>
+          </w:tcPr>
+          <w:p>
+            <w:r>
+              <w:t>Lyon</w:t>
+            </w:r>
+          </w:p>
+        </w:tc>
+        <w:tc>
+          <w:tcPr>
+            <w:tcW w:w="0" w:type="auto"/>
+            <w:tcBorders>
+              <w:top w:val="single" w:sz="4" w:space="0" w:color="auto"/>
+              <w:left w:val="single" w:sz="4" w:space="0" w:color="auto"/>
+              <w:bottom w:val="single" w:sz="4" w:space="0" w:color="auto"/>
+              <w:right w:val="single" w:sz="4" w:space="0" w:color="auto"/>
+            </w:tcBorders>
+            <w:vAlign w:val="center"/>
+            <w:hideMark/>
+          </w:tcPr>
+          <w:p>
+            <w:r>
+              <w:t>2%</w:t>
+            </w:r>
+          </w:p>
+        </w:tc>
+      </w:tr>
+      <w:tr>
+        <w:trPr>
+          <w:tblCellSpacing w:w="15" w:type="dxa"/>
+        </w:trPr>
+        <w:tc>
+          <w:tcPr>
+            <w:tcW w:w="0" w:type="auto"/>
+            <w:tcBorders>
+              <w:top w:val="single" w:sz="4" w:space="0" w:color="auto"/>
+              <w:left w:val="single" w:sz="4" w:space="0" w:color="auto"/>
+              <w:bottom w:val="single" w:sz="4" w:space="0" w:color="auto"/>
+              <w:right w:val="single" w:sz="4" w:space="0" w:color="auto"/>
+            </w:tcBorders>
+            <w:vAlign w:val="center"/>
+            <w:hideMark/>
+          </w:tcPr>
+          <w:p>
+            <w:r>
+              <w:t>London</w:t>
+            </w:r>
+          </w:p>
+        </w:tc>
+        <w:tc>
+          <w:tcPr>
+            <w:tcW w:w="0" w:type="auto"/>
+            <w:tcBorders>
+              <w:top w:val="single" w:sz="4" w:space="0" w:color="auto"/>
+              <w:left w:val="single" w:sz="4" w:space="0" w:color="auto"/>
+              <w:bottom w:val="single" w:sz="4" w:space="0" w:color="auto"/>
+              <w:right w:val="single" w:sz="4" w:space="0" w:color="auto"/>
+            </w:tcBorders>
+            <w:vAlign w:val="center"/>
+            <w:hideMark/>
+          </w:tcPr>
+          <w:p>
+            <w:r>
+              <w:t>0.8%</w:t>
+            </w:r>
+          </w:p>
+        </w:tc>
+      </w:tr>
+      <w:tr>
+        <w:trPr>
+          <w:tblCellSpacing w:w="15" w:type="dxa"/>
+        </w:trPr>
+        <w:tc>
+          <w:tcPr>
+            <w:tcW w:w="0" w:type="auto"/>
+            <w:tcBorders>
+              <w:top w:val="single" w:sz="4" w:space="0" w:color="auto"/>
+              <w:left w:val="single" w:sz="4" w:space="0" w:color="auto"/>
+              <w:bottom w:val="single" w:sz="4" w:space="0" w:color="auto"/>
+              <w:right w:val="single" w:sz="4" w:space="0" w:color="auto"/>
+            </w:tcBorders>
+            <w:vAlign w:val="center"/>
+            <w:hideMark/>
+          </w:tcPr>
+          <w:p>
+            <w:r>
+              <w:t>Berlin</w:t>
+            </w:r>
+          </w:p>
+        </w:tc>
+        <w:tc>
+          <w:tcPr>
+            <w:tcW w:w="0" w:type="auto"/>
+            <w:tcBorders>
+              <w:top w:val="single" w:sz="4" w:space="0" w:color="auto"/>
+              <w:left w:val="single" w:sz="4" w:space="0" w:color="auto"/>
+              <w:bottom w:val="single" w:sz="4" w:space="0" w:color="auto"/>
+              <w:right w:val="single" w:sz="4" w:space="0" w:color="auto"/>
+            </w:tcBorders>
+            <w:vAlign w:val="center"/>
+            <w:hideMark/>
+          </w:tcPr>
+          <w:p>
+            <w:r>
+              <w:t>0.2%</w:t>
+            </w:r>
+          </w:p>
+        </w:tc>
+      </w:tr>
+    </w:tbl>
+    <w:p>
+      <w:pPr>
+        <w:pStyle w:val="NormalWeb"/>
+      </w:pPr>
+      <w:r>
+        <w:t>The model has a probability distribution over many possible next tokens.</w:t>
+      </w:r>
+    </w:p>
+    <w:p>
+      <w:pPr>
+        <w:pStyle w:val="NormalWeb"/>
+      </w:pPr>
+      <w:r>
+        <w:t>The question is:</w:t>
+      </w:r>
+    </w:p>
+    <w:p>
+      <w:pPr>
+        <w:pStyle w:val="pdq2pgselectionanchorcontainer"/>
+      </w:pPr>
+      <w:r>
+        <w:rPr>
+          <w:rStyle w:val="Strong"/>
+        </w:rPr>
+        <w:t>Which one should it choose?</w:t>
+      </w:r>
+    </w:p>
+    <w:p>
+      <w:pPr>
+        <w:pStyle w:val="NormalWeb"/>
+      </w:pPr>
+      <w:r>
+        <w:t xml:space="preserve">This is where </w:t>
+      </w:r>
+      <w:r>
+        <w:rPr>
+          <w:rStyle w:val="Strong"/>
+        </w:rPr>
+        <w:t>temperature</w:t>
+      </w:r>
+      <w:r>
+        <w:t xml:space="preserve"> comes in.</w:t>
+      </w:r>
+    </w:p>
+    <w:p>
+      <w:r>
+        <w:pict>
+          <v:rect id="_x0000_i1026" style="width:0;height:1.5pt" o:hralign="center" o:hrstd="t" o:hr="t" fillcolor="#a0a0a0" stroked="f"/>
+        </w:pict>
+      </w:r>
+    </w:p>
+    <w:p>
+      <w:pPr>
+        <w:pStyle w:val="Heading1"/>
+        <w:rPr>
+          <w:highlight w:val="cyan"/>
+        </w:rPr>
+      </w:pPr>
+      <w:r>
+        <w:rPr>
+          <w:highlight w:val="cyan"/>
+        </w:rPr>
+        <w:t>Temperature = How much randomness to allow</w:t>
+      </w:r>
+    </w:p>
+    <w:p>
+      <w:pPr>
+        <w:pStyle w:val="NormalWeb"/>
+      </w:pPr>
+      <w:r>
+        <w:rPr>
+          <w:highlight w:val="cyan"/>
+        </w:rPr>
+        <w:t>Think of temperature as controlling how strictly the model follows the highest probability.</w:t>
+      </w:r>
+    </w:p>
+    <w:p>
+      <w:pPr>
+        <w:pStyle w:val="Heading2"/>
+      </w:pPr>
+      <w:r>
+        <w:t>Temperature = 0</w:t>
+      </w:r>
+    </w:p>
+    <w:p>
+      <w:pPr>
+        <w:pStyle w:val="NormalWeb"/>
+      </w:pPr>
+      <w:r>
+        <w:t>Suppose the probabilities are:</w:t>
+      </w:r>
+    </w:p>
+    <w:tbl>
+      <w:tblPr>
+        <w:tblW w:w="0" w:type="auto"/>
+        <w:tblCellSpacing w:w="15" w:type="dxa"/>
+        <w:tblCellMar>
+          <w:top w:w="15" w:type="dxa"/>
+          <w:left w:w="15" w:type="dxa"/>
+          <w:bottom w:w="15" w:type="dxa"/>
+          <w:right w:w="15" w:type="dxa"/>
+        </w:tblCellMar>
+        <w:tblLook w:val="04A0" w:firstRow="1" w:lastRow="0" w:firstColumn="1" w:lastColumn="0" w:noHBand="0" w:noVBand="1"/>
+      </w:tblPr>
+      <w:tblGrid>
+        <w:gridCol w:w="747"/>
+        <w:gridCol w:w="1076"/>
+      </w:tblGrid>
+      <w:tr>
+        <w:trPr>
+          <w:tblHeader/>
+          <w:tblCellSpacing w:w="15" w:type="dxa"/>
+        </w:trPr>
+        <w:tc>
+          <w:tcPr>
+            <w:tcW w:w="0" w:type="auto"/>
+            <w:vAlign w:val="center"/>
+            <w:hideMark/>
+          </w:tcPr>
+          <w:p>
+            <w:pPr>
+              <w:jc w:val="center"/>
+              <w:rPr>
+                <w:b/>
+                <w:bCs/>
+              </w:rPr>
+            </w:pPr>
+            <w:r>
+              <w:rPr>
+                <w:b/>
+                <w:bCs/>
+              </w:rPr>
+              <w:t>Token</w:t>
+            </w:r>
+          </w:p>
+        </w:tc>
+        <w:tc>
+          <w:tcPr>
+            <w:tcW w:w="0" w:type="auto"/>
+            <w:vAlign w:val="center"/>
+            <w:hideMark/>
+          </w:tcPr>
+          <w:p>
+            <w:pPr>
+              <w:jc w:val="center"/>
+              <w:rPr>
+                <w:b/>
+                <w:bCs/>
+              </w:rPr>
+            </w:pPr>
+            <w:r>
+              <w:rPr>
+                <w:b/>
+                <w:bCs/>
+              </w:rPr>
+              <w:t>Probability</w:t>
+            </w:r>
+          </w:p>
+        </w:tc>
+      </w:tr>
+      <w:tr>
+        <w:trPr>
+          <w:tblCellSpacing w:w="15" w:type="dxa"/>
+        </w:trPr>
+        <w:tc>
+          <w:tcPr>
+            <w:tcW w:w="0" w:type="auto"/>
+            <w:vAlign w:val="center"/>
+            <w:hideMark/>
+          </w:tcPr>
+          <w:p>
+            <w:r>
+              <w:t>Paris</w:t>
+            </w:r>
+          </w:p>
+        </w:tc>
+        <w:tc>
+          <w:tcPr>
+            <w:tcW w:w="0" w:type="auto"/>
+            <w:vAlign w:val="center"/>
+            <w:hideMark/>
+          </w:tcPr>
+          <w:p>
+            <w:r>
+              <w:t>97%</w:t>
+            </w:r>
+          </w:p>
+        </w:tc>
+      </w:tr>
+      <w:tr>
+        <w:trPr>
+          <w:tblCellSpacing w:w="15" w:type="dxa"/>
+        </w:trPr>
+        <w:tc>
+          <w:tcPr>
+            <w:tcW w:w="0" w:type="auto"/>
+            <w:vAlign w:val="center"/>
+            <w:hideMark/>
+          </w:tcPr>
+          <w:p>
+            <w:r>
+              <w:t>Lyon</w:t>
+            </w:r>
+          </w:p>
+        </w:tc>
+        <w:tc>
+          <w:tcPr>
+            <w:tcW w:w="0" w:type="auto"/>
+            <w:vAlign w:val="center"/>
+            <w:hideMark/>
+          </w:tcPr>
+          <w:p>
+            <w:r>
+              <w:t>2%</w:t>
+            </w:r>
+          </w:p>
+        </w:tc>
+      </w:tr>
+      <w:tr>
+        <w:trPr>
+          <w:tblCellSpacing w:w="15" w:type="dxa"/>
+        </w:trPr>
+        <w:tc>
+          <w:tcPr>
+            <w:tcW w:w="0" w:type="auto"/>
+            <w:vAlign w:val="center"/>
+            <w:hideMark/>
+          </w:tcPr>
+          <w:p>
+            <w:r>
+              <w:t>London</w:t>
+            </w:r>
+          </w:p>
+        </w:tc>
+        <w:tc>
+          <w:tcPr>
+            <w:tcW w:w="0" w:type="auto"/>
+            <w:vAlign w:val="center"/>
+            <w:hideMark/>
+          </w:tcPr>
+          <w:p>
+            <w:r>
+              <w:t>1%</w:t>
+            </w:r>
+          </w:p>
+        </w:tc>
+      </w:tr>
+    </w:tbl>
+    <w:p>
+      <w:pPr>
+        <w:pStyle w:val="NormalWeb"/>
+      </w:pPr>
+      <w:r>
+        <w:t xml:space="preserve">At </w:t>
+      </w:r>
+      <w:r>
+        <w:rPr>
+          <w:rStyle w:val="Strong"/>
+        </w:rPr>
+        <w:t>temperature = 0</w:t>
+      </w:r>
+      <w:r>
+        <w:t>, the model will always choose:</w:t>
+      </w:r>
+    </w:p>
+    <w:p>
+      <w:pPr>
+        <w:pStyle w:val="HTMLPreformatted"/>
+      </w:pPr>
+      <w:r>
+        <w:rPr>
+          <w:rStyle w:val="HTMLCode"/>
+        </w:rPr>
+        <w:t>Paris</w:t>
+      </w:r>
+    </w:p>
+    <w:p>
+      <w:pPr>
+        <w:pStyle w:val="NormalWeb"/>
+      </w:pPr>
+      <w:r>
+        <w:t>Every single time.</w:t>
+      </w:r>
+    </w:p>
+    <w:p>
+      <w:pPr>
+        <w:pStyle w:val="NormalWeb"/>
+      </w:pPr>
+      <w:r>
+        <w:lastRenderedPageBreak/>
+        <w:t>Very deterministic.</w:t>
+      </w:r>
+    </w:p>
+    <w:p>
+      <w:pPr>
+        <w:pStyle w:val="Heading2"/>
+      </w:pPr>
+      <w:r>
+        <w:t>Temperature = 0.5</w:t>
+      </w:r>
+    </w:p>
+    <w:p>
+      <w:pPr>
+        <w:pStyle w:val="NormalWeb"/>
+      </w:pPr>
+      <w:r>
+        <w:t>Now the model is allowed a little flexibility.</w:t>
+      </w:r>
+    </w:p>
+    <w:p>
+      <w:pPr>
+        <w:pStyle w:val="NormalWeb"/>
+      </w:pPr>
+      <w:r>
+        <w:t>Most of the time:</w:t>
+      </w:r>
+      <w:r>
+        <w:t xml:space="preserve"> </w:t>
+      </w:r>
+      <w:r>
+        <w:rPr>
+          <w:rStyle w:val="HTMLCode"/>
+        </w:rPr>
+        <w:t>Paris</w:t>
+      </w:r>
+    </w:p>
+    <w:p>
+      <w:pPr>
+        <w:pStyle w:val="NormalWeb"/>
+      </w:pPr>
+      <w:r>
+        <w:t>Occasionally:</w:t>
+      </w:r>
+      <w:r>
+        <w:t xml:space="preserve"> </w:t>
+      </w:r>
+      <w:r>
+        <w:rPr>
+          <w:rStyle w:val="HTMLCode"/>
+        </w:rPr>
+        <w:t>Lyon</w:t>
+      </w:r>
+    </w:p>
+    <w:p>
+      <w:pPr>
+        <w:pStyle w:val="NormalWeb"/>
+      </w:pPr>
+      <w:r>
+        <w:t>Rarely:</w:t>
+      </w:r>
+      <w:r>
+        <w:t xml:space="preserve"> </w:t>
+      </w:r>
+      <w:r>
+        <w:rPr>
+          <w:rStyle w:val="HTMLCode"/>
+        </w:rPr>
+        <w:t>London</w:t>
+      </w:r>
+    </w:p>
+    <w:p>
+      <w:pPr>
+        <w:pStyle w:val="NormalWeb"/>
+      </w:pPr>
+      <w:r>
+        <w:t>Still quite stable.</w:t>
+      </w:r>
+    </w:p>
+    <w:p>
+      <w:pPr>
+        <w:pStyle w:val="Heading2"/>
+      </w:pPr>
+      <w:r>
+        <w:t>Temperature = 1</w:t>
+      </w:r>
+    </w:p>
+    <w:p>
+      <w:pPr>
+        <w:pStyle w:val="NormalWeb"/>
+      </w:pPr>
+      <w:r>
+        <w:t>Now the original probabilities are used more naturally.</w:t>
+      </w:r>
+    </w:p>
+    <w:p>
+      <w:pPr>
+        <w:pStyle w:val="NormalWeb"/>
+      </w:pPr>
+      <w:r>
+        <w:t>The model becomes more creative.</w:t>
+      </w:r>
+    </w:p>
+    <w:p>
+      <w:pPr>
+        <w:pStyle w:val="Heading2"/>
+      </w:pPr>
+      <w:r>
+        <w:t>Temperature = 2</w:t>
+      </w:r>
+    </w:p>
+    <w:p>
+      <w:pPr>
+        <w:pStyle w:val="NormalWeb"/>
+      </w:pPr>
+      <w:r>
+        <w:t>Now even low-probability tokens become much more likely.</w:t>
+      </w:r>
+    </w:p>
+    <w:p>
+      <w:pPr>
+        <w:pStyle w:val="NormalWeb"/>
+      </w:pPr>
+      <w:r>
+        <w:t>You might get unexpected or imaginative outputs.</w:t>
+      </w:r>
+    </w:p>
+    <w:p>
+      <w:pPr>
+        <w:pStyle w:val="NormalWeb"/>
+      </w:pPr>
+      <w:r>
+        <w:t>Great for creative writing.</w:t>
+      </w:r>
+    </w:p>
+    <w:p>
+      <w:pPr>
+        <w:pStyle w:val="NormalWeb"/>
+      </w:pPr>
+      <w:r>
+        <w:t>Terrible for financial documents.</w:t>
+      </w:r>
+    </w:p>
+    <w:p>
+      <w:pPr>
+        <w:pStyle w:val="Heading1"/>
+      </w:pPr>
+      <w:r>
+        <w:t>Let's use your Travel Expense Project</w:t>
+      </w:r>
+    </w:p>
+    <w:p>
+      <w:pPr>
+        <w:pStyle w:val="NormalWeb"/>
+      </w:pPr>
+      <w:r>
+        <w:t>Suppose OCR extracted:</w:t>
+      </w:r>
+    </w:p>
+    <w:p>
+      <w:pPr>
+        <w:pStyle w:val="HTMLPreformatted"/>
+        <w:rPr>
+          <w:rStyle w:val="HTMLCode"/>
+        </w:rPr>
+      </w:pPr>
+      <w:r>
+        <w:rPr>
+          <w:rStyle w:val="HTMLCode"/>
+        </w:rPr>
+        <w:t>Passenger:</w:t>
+      </w:r>
+    </w:p>
+    <w:p>
+      <w:pPr>
+        <w:pStyle w:val="HTMLPreformatted"/>
+        <w:rPr>
+          <w:rStyle w:val="HTMLCode"/>
+        </w:rPr>
+      </w:pPr>
+      <w:r>
+        <w:rPr>
+          <w:rStyle w:val="HTMLCode"/>
+        </w:rPr>
+        <w:t>John</w:t>
+      </w:r>
+    </w:p>
+    <w:p>
+      <w:pPr>
+        <w:pStyle w:val="HTMLPreformatted"/>
+        <w:rPr>
+          <w:rStyle w:val="HTMLCode"/>
+        </w:rPr>
+      </w:pPr>
+    </w:p>
+    <w:p>
+      <w:pPr>
+        <w:pStyle w:val="HTMLPreformatted"/>
+        <w:rPr>
+          <w:rStyle w:val="HTMLCode"/>
+        </w:rPr>
+      </w:pPr>
+      <w:r>
+        <w:rPr>
+          <w:rStyle w:val="HTMLCode"/>
+        </w:rPr>
+        <w:t>Amount:</w:t>
+      </w:r>
+    </w:p>
+    <w:p>
+      <w:pPr>
+        <w:pStyle w:val="HTMLPreformatted"/>
+        <w:rPr>
+          <w:rStyle w:val="HTMLCode"/>
+        </w:rPr>
+      </w:pPr>
+      <w:r>
+        <w:rPr>
+          <w:rStyle w:val="HTMLCode"/>
+        </w:rPr>
+        <w:t>1200 USD</w:t>
+      </w:r>
+    </w:p>
+    <w:p>
+      <w:pPr>
+        <w:pStyle w:val="HTMLPreformatted"/>
+        <w:rPr>
+          <w:rStyle w:val="HTMLCode"/>
+        </w:rPr>
+      </w:pPr>
+    </w:p>
+    <w:p>
+      <w:pPr>
+        <w:pStyle w:val="HTMLPreformatted"/>
+        <w:rPr>
+          <w:rStyle w:val="HTMLCode"/>
+        </w:rPr>
+      </w:pPr>
+      <w:r>
+        <w:rPr>
+          <w:rStyle w:val="HTMLCode"/>
+        </w:rPr>
+        <w:t>Flight:</w:t>
+      </w:r>
+    </w:p>
+    <w:p>
+      <w:pPr>
+        <w:pStyle w:val="HTMLPreformatted"/>
+      </w:pPr>
+      <w:r>
+        <w:rPr>
+          <w:rStyle w:val="HTMLCode"/>
+        </w:rPr>
+        <w:t>AI101</w:t>
+      </w:r>
+    </w:p>
+    <w:p>
+      <w:pPr>
+        <w:pStyle w:val="NormalWeb"/>
+      </w:pPr>
+      <w:r>
+        <w:t>Your prompt:</w:t>
+      </w:r>
+    </w:p>
+    <w:p>
+      <w:pPr>
+        <w:pStyle w:val="HTMLPreformatted"/>
+        <w:rPr>
+          <w:rStyle w:val="HTMLCode"/>
+        </w:rPr>
+      </w:pPr>
+      <w:r>
+        <w:rPr>
+          <w:rStyle w:val="HTMLCode"/>
+        </w:rPr>
+        <w:t>Extract the following fields.</w:t>
+      </w:r>
+    </w:p>
+    <w:p>
+      <w:pPr>
+        <w:pStyle w:val="HTMLPreformatted"/>
+        <w:rPr>
+          <w:rStyle w:val="HTMLCode"/>
+        </w:rPr>
+      </w:pPr>
+    </w:p>
+    <w:p>
+      <w:pPr>
+        <w:pStyle w:val="HTMLPreformatted"/>
+      </w:pPr>
+      <w:r>
+        <w:rPr>
+          <w:rStyle w:val="HTMLCode"/>
+        </w:rPr>
+        <w:t>Return JSON only.</w:t>
+      </w:r>
+    </w:p>
+    <w:p>
+      <w:pPr>
+        <w:pStyle w:val="NormalWeb"/>
+      </w:pPr>
+      <w:r>
+        <w:lastRenderedPageBreak/>
+        <w:t>Possible output:</w:t>
+      </w:r>
+    </w:p>
+    <w:p>
+      <w:pPr>
+        <w:pStyle w:val="HTMLPreformatted"/>
+        <w:rPr>
+          <w:rStyle w:val="HTMLCode"/>
+        </w:rPr>
+      </w:pPr>
+      <w:r>
+        <w:rPr>
+          <w:rStyle w:val="HTMLCode"/>
+        </w:rPr>
+        <w:t>{</w:t>
+      </w:r>
+    </w:p>
+    <w:p>
+      <w:pPr>
+        <w:pStyle w:val="HTMLPreformatted"/>
+        <w:rPr>
+          <w:rStyle w:val="HTMLCode"/>
+        </w:rPr>
+      </w:pPr>
+      <w:r>
+        <w:rPr>
+          <w:rStyle w:val="HTMLCode"/>
+        </w:rPr>
+        <w:t xml:space="preserve">  "</w:t>
+      </w:r>
+      <w:proofErr w:type="spellStart"/>
+      <w:r>
+        <w:rPr>
+          <w:rStyle w:val="HTMLCode"/>
+        </w:rPr>
+        <w:t>passenger":</w:t>
+      </w:r>
+      <w:r>
+        <w:rPr>
+          <w:rStyle w:val="k"/>
+        </w:rPr>
+        <w:t>"John</w:t>
+      </w:r>
+      <w:proofErr w:type="spellEnd"/>
+      <w:r>
+        <w:rPr>
+          <w:rStyle w:val="k"/>
+        </w:rPr>
+        <w:t>"</w:t>
+      </w:r>
+      <w:r>
+        <w:rPr>
+          <w:rStyle w:val="HTMLCode"/>
+        </w:rPr>
+        <w:t>,</w:t>
+      </w:r>
+    </w:p>
+    <w:p>
+      <w:pPr>
+        <w:pStyle w:val="HTMLPreformatted"/>
+        <w:rPr>
+          <w:rStyle w:val="HTMLCode"/>
+        </w:rPr>
+      </w:pPr>
+      <w:r>
+        <w:rPr>
+          <w:rStyle w:val="HTMLCode"/>
+        </w:rPr>
+        <w:t xml:space="preserve">  "amount":</w:t>
+      </w:r>
+      <w:r>
+        <w:rPr>
+          <w:rStyle w:val="j"/>
+        </w:rPr>
+        <w:t>1200</w:t>
+      </w:r>
+      <w:r>
+        <w:rPr>
+          <w:rStyle w:val="HTMLCode"/>
+        </w:rPr>
+        <w:t>,</w:t>
+      </w:r>
+    </w:p>
+    <w:p>
+      <w:pPr>
+        <w:pStyle w:val="HTMLPreformatted"/>
+        <w:rPr>
+          <w:rStyle w:val="HTMLCode"/>
+        </w:rPr>
+      </w:pPr>
+      <w:r>
+        <w:rPr>
+          <w:rStyle w:val="HTMLCode"/>
+        </w:rPr>
+        <w:t xml:space="preserve">  "flight":</w:t>
+      </w:r>
+      <w:r>
+        <w:rPr>
+          <w:rStyle w:val="k"/>
+        </w:rPr>
+        <w:t>"AI101"</w:t>
+      </w:r>
+    </w:p>
+    <w:p>
+      <w:pPr>
+        <w:pStyle w:val="HTMLPreformatted"/>
+      </w:pPr>
+      <w:r>
+        <w:rPr>
+          <w:rStyle w:val="HTMLCode"/>
+        </w:rPr>
+        <w:t>}</w:t>
+      </w:r>
+    </w:p>
+    <w:p>
+      <w:pPr>
+        <w:pStyle w:val="NormalWeb"/>
+      </w:pPr>
+      <w:r>
+        <w:t>Now ask yourself:</w:t>
+      </w:r>
+    </w:p>
+    <w:p>
+      <w:pPr>
+        <w:pStyle w:val="NormalWeb"/>
+      </w:pPr>
+      <w:r>
+        <w:t>Do we want GPT to be creative?</w:t>
+      </w:r>
+    </w:p>
+    <w:p>
+      <w:pPr>
+        <w:pStyle w:val="NormalWeb"/>
+      </w:pPr>
+      <w:r>
+        <w:t>Absolutely not.</w:t>
+      </w:r>
+    </w:p>
+    <w:p>
+      <w:pPr>
+        <w:pStyle w:val="NormalWeb"/>
+      </w:pPr>
+      <w:r>
+        <w:t>Imagine if the model decided:</w:t>
+      </w:r>
+    </w:p>
+    <w:p>
+      <w:pPr>
+        <w:pStyle w:val="HTMLPreformatted"/>
+        <w:rPr>
+          <w:rStyle w:val="HTMLCode"/>
+        </w:rPr>
+      </w:pPr>
+      <w:r>
+        <w:rPr>
+          <w:rStyle w:val="HTMLCode"/>
+        </w:rPr>
+        <w:t>{</w:t>
+      </w:r>
+    </w:p>
+    <w:p>
+      <w:pPr>
+        <w:pStyle w:val="HTMLPreformatted"/>
+        <w:rPr>
+          <w:rStyle w:val="HTMLCode"/>
+        </w:rPr>
+      </w:pPr>
+      <w:r>
+        <w:rPr>
+          <w:rStyle w:val="HTMLCode"/>
+        </w:rPr>
+        <w:t xml:space="preserve">  "</w:t>
+      </w:r>
+      <w:proofErr w:type="spellStart"/>
+      <w:r>
+        <w:rPr>
+          <w:rStyle w:val="HTMLCode"/>
+        </w:rPr>
+        <w:t>traveller":</w:t>
+      </w:r>
+      <w:r>
+        <w:rPr>
+          <w:rStyle w:val="k"/>
+        </w:rPr>
+        <w:t>"John</w:t>
+      </w:r>
+      <w:proofErr w:type="spellEnd"/>
+      <w:r>
+        <w:rPr>
+          <w:rStyle w:val="k"/>
+        </w:rPr>
+        <w:t>"</w:t>
+      </w:r>
+      <w:r>
+        <w:rPr>
+          <w:rStyle w:val="HTMLCode"/>
+        </w:rPr>
+        <w:t>,</w:t>
+      </w:r>
+    </w:p>
+    <w:p>
+      <w:pPr>
+        <w:pStyle w:val="HTMLPreformatted"/>
+        <w:rPr>
+          <w:rStyle w:val="HTMLCode"/>
+        </w:rPr>
+      </w:pPr>
+      <w:r>
+        <w:rPr>
+          <w:rStyle w:val="HTMLCode"/>
+        </w:rPr>
+        <w:t xml:space="preserve">  "expense":</w:t>
+      </w:r>
+      <w:r>
+        <w:rPr>
+          <w:rStyle w:val="j"/>
+        </w:rPr>
+        <w:t>1200</w:t>
+      </w:r>
+    </w:p>
+    <w:p>
+      <w:pPr>
+        <w:pStyle w:val="HTMLPreformatted"/>
+      </w:pPr>
+      <w:r>
+        <w:rPr>
+          <w:rStyle w:val="HTMLCode"/>
+        </w:rPr>
+        <w:t>}</w:t>
+      </w:r>
+    </w:p>
+    <w:p>
+      <w:pPr>
+        <w:pStyle w:val="NormalWeb"/>
+      </w:pPr>
+      <w:r>
+        <w:t>instead of</w:t>
+      </w:r>
+    </w:p>
+    <w:p>
+      <w:pPr>
+        <w:pStyle w:val="HTMLPreformatted"/>
+        <w:rPr>
+          <w:rStyle w:val="HTMLCode"/>
+        </w:rPr>
+      </w:pPr>
+      <w:r>
+        <w:rPr>
+          <w:rStyle w:val="HTMLCode"/>
+        </w:rPr>
+        <w:t>{</w:t>
+      </w:r>
+    </w:p>
+    <w:p>
+      <w:pPr>
+        <w:pStyle w:val="HTMLPreformatted"/>
+        <w:rPr>
+          <w:rStyle w:val="HTMLCode"/>
+        </w:rPr>
+      </w:pPr>
+      <w:r>
+        <w:rPr>
+          <w:rStyle w:val="HTMLCode"/>
+        </w:rPr>
+        <w:t xml:space="preserve">  "</w:t>
+      </w:r>
+      <w:proofErr w:type="spellStart"/>
+      <w:r>
+        <w:rPr>
+          <w:rStyle w:val="HTMLCode"/>
+        </w:rPr>
+        <w:t>passenger":</w:t>
+      </w:r>
+      <w:r>
+        <w:rPr>
+          <w:rStyle w:val="k"/>
+        </w:rPr>
+        <w:t>"John</w:t>
+      </w:r>
+      <w:proofErr w:type="spellEnd"/>
+      <w:r>
+        <w:rPr>
+          <w:rStyle w:val="k"/>
+        </w:rPr>
+        <w:t>"</w:t>
+      </w:r>
+      <w:r>
+        <w:rPr>
+          <w:rStyle w:val="HTMLCode"/>
+        </w:rPr>
+        <w:t>,</w:t>
+      </w:r>
+    </w:p>
+    <w:p>
+      <w:pPr>
+        <w:pStyle w:val="HTMLPreformatted"/>
+        <w:rPr>
+          <w:rStyle w:val="HTMLCode"/>
+        </w:rPr>
+      </w:pPr>
+      <w:r>
+        <w:rPr>
+          <w:rStyle w:val="HTMLCode"/>
+        </w:rPr>
+        <w:t xml:space="preserve">  "amount":</w:t>
+      </w:r>
+      <w:r>
+        <w:rPr>
+          <w:rStyle w:val="j"/>
+        </w:rPr>
+        <w:t>1200</w:t>
+      </w:r>
+    </w:p>
+    <w:p>
+      <w:pPr>
+        <w:pStyle w:val="HTMLPreformatted"/>
+      </w:pPr>
+      <w:r>
+        <w:rPr>
+          <w:rStyle w:val="HTMLCode"/>
+        </w:rPr>
+        <w:t>}</w:t>
+      </w:r>
+    </w:p>
+    <w:p>
+      <w:pPr>
+        <w:pStyle w:val="NormalWeb"/>
+      </w:pPr>
+      <w:r>
+        <w:rPr>
+          <w:highlight w:val="cyan"/>
+        </w:rPr>
+        <w:t>Your parser would fail because it expects specific field names.</w:t>
+      </w:r>
+    </w:p>
+    <w:p>
+      <w:pPr>
+        <w:spacing w:before="100" w:beforeAutospacing="1" w:after="100" w:afterAutospacing="1" w:line="240" w:lineRule="auto"/>
+        <w:outlineLvl w:val="0"/>
+        <w:rPr>
+          <w:rFonts w:ascii="Times New Roman" w:eastAsia="Times New Roman" w:hAnsi="Times New Roman" w:cs="Times New Roman"/>
+          <w:b/>
+          <w:bCs/>
+          <w:kern w:val="36"/>
+          <w:sz w:val="48"/>
+          <w:szCs w:val="48"/>
+          <w:lang w:eastAsia="en-IN"/>
+        </w:rPr>
+      </w:pPr>
+      <w:r>
+        <w:rPr>
+          <w:rFonts w:ascii="Times New Roman" w:eastAsia="Times New Roman" w:hAnsi="Times New Roman" w:cs="Times New Roman"/>
+          <w:b/>
+          <w:bCs/>
+          <w:kern w:val="36"/>
+          <w:sz w:val="48"/>
+          <w:szCs w:val="48"/>
+          <w:lang w:eastAsia="en-IN"/>
+        </w:rPr>
+        <w:t>Why did we use Temperature = 0?</w:t>
+      </w:r>
+    </w:p>
+    <w:p>
+      <w:pPr>
+        <w:spacing w:before="100" w:beforeAutospacing="1" w:after="100" w:afterAutospacing="1" w:line="240" w:lineRule="auto"/>
+        <w:rPr>
+          <w:rFonts w:ascii="Times New Roman" w:eastAsia="Times New Roman" w:hAnsi="Times New Roman" w:cs="Times New Roman"/>
+          <w:sz w:val="24"/>
+          <w:szCs w:val="24"/>
+          <w:lang w:eastAsia="en-IN"/>
+        </w:rPr>
+      </w:pPr>
+      <w:r>
+        <w:rPr>
+          <w:rFonts w:ascii="Times New Roman" w:eastAsia="Times New Roman" w:hAnsi="Times New Roman" w:cs="Times New Roman"/>
+          <w:sz w:val="24"/>
+          <w:szCs w:val="24"/>
+          <w:lang w:eastAsia="en-IN"/>
+        </w:rPr>
+        <w:t>Let's think like software engineers.</w:t>
+      </w:r>
+    </w:p>
+    <w:p>
+      <w:pPr>
+        <w:spacing w:before="100" w:beforeAutospacing="1" w:after="100" w:afterAutospacing="1" w:line="240" w:lineRule="auto"/>
+        <w:rPr>
+          <w:rFonts w:ascii="Times New Roman" w:eastAsia="Times New Roman" w:hAnsi="Times New Roman" w:cs="Times New Roman"/>
+          <w:sz w:val="24"/>
+          <w:szCs w:val="24"/>
+          <w:lang w:eastAsia="en-IN"/>
+        </w:rPr>
+      </w:pPr>
+      <w:r>
+        <w:rPr>
+          <w:rFonts w:ascii="Times New Roman" w:eastAsia="Times New Roman" w:hAnsi="Times New Roman" w:cs="Times New Roman"/>
+          <w:sz w:val="24"/>
+          <w:szCs w:val="24"/>
+          <w:lang w:eastAsia="en-IN"/>
+        </w:rPr>
+        <w:t xml:space="preserve">Our application is </w:t>
+      </w:r>
+      <w:r>
+        <w:rPr>
+          <w:rFonts w:ascii="Times New Roman" w:eastAsia="Times New Roman" w:hAnsi="Times New Roman" w:cs="Times New Roman"/>
+          <w:b/>
+          <w:bCs/>
+          <w:sz w:val="24"/>
+          <w:szCs w:val="24"/>
+          <w:lang w:eastAsia="en-IN"/>
+        </w:rPr>
+        <w:t>not chatting</w:t>
+      </w:r>
+      <w:r>
+        <w:rPr>
+          <w:rFonts w:ascii="Times New Roman" w:eastAsia="Times New Roman" w:hAnsi="Times New Roman" w:cs="Times New Roman"/>
+          <w:sz w:val="24"/>
+          <w:szCs w:val="24"/>
+          <w:lang w:eastAsia="en-IN"/>
+        </w:rPr>
+        <w:t>.</w:t>
+      </w:r>
+    </w:p>
+    <w:p>
+      <w:pPr>
+        <w:spacing w:before="100" w:beforeAutospacing="1" w:after="100" w:afterAutospacing="1" w:line="240" w:lineRule="auto"/>
+        <w:rPr>
+          <w:rFonts w:ascii="Times New Roman" w:eastAsia="Times New Roman" w:hAnsi="Times New Roman" w:cs="Times New Roman"/>
+          <w:sz w:val="24"/>
+          <w:szCs w:val="24"/>
+          <w:lang w:eastAsia="en-IN"/>
+        </w:rPr>
+      </w:pPr>
+      <w:r>
+        <w:rPr>
+          <w:rFonts w:ascii="Times New Roman" w:eastAsia="Times New Roman" w:hAnsi="Times New Roman" w:cs="Times New Roman"/>
+          <w:sz w:val="24"/>
+          <w:szCs w:val="24"/>
+          <w:lang w:eastAsia="en-IN"/>
+        </w:rPr>
+        <w:t>It's doing:</w:t>
+      </w:r>
+    </w:p>
+    <w:p>
+      <w:pPr>
+        <w:numPr>
+          <w:ilvl w:val="0"/>
+          <w:numId w:val="2"/>
+        </w:numPr>
+        <w:spacing w:before="100" w:beforeAutospacing="1" w:after="100" w:afterAutospacing="1" w:line="240" w:lineRule="auto"/>
+        <w:rPr>
+          <w:rFonts w:ascii="Times New Roman" w:eastAsia="Times New Roman" w:hAnsi="Times New Roman" w:cs="Times New Roman"/>
+          <w:sz w:val="24"/>
+          <w:szCs w:val="24"/>
+          <w:lang w:eastAsia="en-IN"/>
+        </w:rPr>
+      </w:pPr>
+      <w:r>
+        <w:rPr>
+          <w:rFonts w:ascii="Times New Roman" w:eastAsia="Times New Roman" w:hAnsi="Times New Roman" w:cs="Times New Roman"/>
+          <w:sz w:val="24"/>
+          <w:szCs w:val="24"/>
+          <w:lang w:eastAsia="en-IN"/>
+        </w:rPr>
+        <w:t xml:space="preserve">OCR extraction </w:t>
+      </w:r>
+    </w:p>
+    <w:p>
+      <w:pPr>
+        <w:numPr>
+          <w:ilvl w:val="0"/>
+          <w:numId w:val="2"/>
+        </w:numPr>
+        <w:spacing w:before="100" w:beforeAutospacing="1" w:after="100" w:afterAutospacing="1" w:line="240" w:lineRule="auto"/>
+        <w:rPr>
+          <w:rFonts w:ascii="Times New Roman" w:eastAsia="Times New Roman" w:hAnsi="Times New Roman" w:cs="Times New Roman"/>
+          <w:sz w:val="24"/>
+          <w:szCs w:val="24"/>
+          <w:lang w:eastAsia="en-IN"/>
+        </w:rPr>
+      </w:pPr>
+      <w:r>
+        <w:rPr>
+          <w:rFonts w:ascii="Times New Roman" w:eastAsia="Times New Roman" w:hAnsi="Times New Roman" w:cs="Times New Roman"/>
+          <w:sz w:val="24"/>
+          <w:szCs w:val="24"/>
+          <w:lang w:eastAsia="en-IN"/>
+        </w:rPr>
+        <w:t xml:space="preserve">JSON generation </w:t>
+      </w:r>
+    </w:p>
+    <w:p>
+      <w:pPr>
+        <w:numPr>
+          <w:ilvl w:val="0"/>
+          <w:numId w:val="2"/>
+        </w:numPr>
+        <w:spacing w:before="100" w:beforeAutospacing="1" w:after="100" w:afterAutospacing="1" w:line="240" w:lineRule="auto"/>
+        <w:rPr>
+          <w:rFonts w:ascii="Times New Roman" w:eastAsia="Times New Roman" w:hAnsi="Times New Roman" w:cs="Times New Roman"/>
+          <w:sz w:val="24"/>
+          <w:szCs w:val="24"/>
+          <w:lang w:eastAsia="en-IN"/>
+        </w:rPr>
+      </w:pPr>
+      <w:r>
+        <w:rPr>
+          <w:rFonts w:ascii="Times New Roman" w:eastAsia="Times New Roman" w:hAnsi="Times New Roman" w:cs="Times New Roman"/>
+          <w:sz w:val="24"/>
+          <w:szCs w:val="24"/>
+          <w:lang w:eastAsia="en-IN"/>
+        </w:rPr>
+        <w:t xml:space="preserve">Expense validation </w:t>
+      </w:r>
+    </w:p>
+    <w:p>
+      <w:pPr>
+        <w:numPr>
+          <w:ilvl w:val="0"/>
+          <w:numId w:val="2"/>
+        </w:numPr>
+        <w:spacing w:before="100" w:beforeAutospacing="1" w:after="100" w:afterAutospacing="1" w:line="240" w:lineRule="auto"/>
+        <w:rPr>
+          <w:rFonts w:ascii="Times New Roman" w:eastAsia="Times New Roman" w:hAnsi="Times New Roman" w:cs="Times New Roman"/>
+          <w:sz w:val="24"/>
+          <w:szCs w:val="24"/>
+          <w:lang w:eastAsia="en-IN"/>
+        </w:rPr>
+      </w:pPr>
+      <w:r>
+        <w:rPr>
+          <w:rFonts w:ascii="Times New Roman" w:eastAsia="Times New Roman" w:hAnsi="Times New Roman" w:cs="Times New Roman"/>
+          <w:sz w:val="24"/>
+          <w:szCs w:val="24"/>
+          <w:lang w:eastAsia="en-IN"/>
+        </w:rPr>
+        <w:t xml:space="preserve">Fraud analysis </w:t>
+      </w:r>
+    </w:p>
+    <w:p>
+      <w:pPr>
+        <w:numPr>
+          <w:ilvl w:val="0"/>
+          <w:numId w:val="2"/>
+        </w:numPr>
+        <w:spacing w:before="100" w:beforeAutospacing="1" w:after="100" w:afterAutospacing="1" w:line="240" w:lineRule="auto"/>
+        <w:rPr>
+          <w:rFonts w:ascii="Times New Roman" w:eastAsia="Times New Roman" w:hAnsi="Times New Roman" w:cs="Times New Roman"/>
+          <w:sz w:val="24"/>
+          <w:szCs w:val="24"/>
+          <w:lang w:eastAsia="en-IN"/>
+        </w:rPr>
+      </w:pPr>
+      <w:r>
+        <w:rPr>
+          <w:rFonts w:ascii="Times New Roman" w:eastAsia="Times New Roman" w:hAnsi="Times New Roman" w:cs="Times New Roman"/>
+          <w:sz w:val="24"/>
+          <w:szCs w:val="24"/>
+          <w:lang w:eastAsia="en-IN"/>
+        </w:rPr>
+        <w:t xml:space="preserve">Timeline generation </w:t>
+      </w:r>
+    </w:p>
+    <w:p>
+      <w:pPr>
+        <w:spacing w:before="100" w:beforeAutospacing="1" w:after="100" w:afterAutospacing="1" w:line="240" w:lineRule="auto"/>
+        <w:rPr>
+          <w:rFonts w:ascii="Times New Roman" w:eastAsia="Times New Roman" w:hAnsi="Times New Roman" w:cs="Times New Roman"/>
+          <w:sz w:val="24"/>
+          <w:szCs w:val="24"/>
+          <w:lang w:eastAsia="en-IN"/>
+        </w:rPr>
+      </w:pPr>
+      <w:r>
+        <w:rPr>
+          <w:rFonts w:ascii="Times New Roman" w:eastAsia="Times New Roman" w:hAnsi="Times New Roman" w:cs="Times New Roman"/>
+          <w:sz w:val="24"/>
+          <w:szCs w:val="24"/>
+          <w:lang w:eastAsia="en-IN"/>
+        </w:rPr>
+        <w:t>These tasks need:</w:t>
+      </w:r>
+    </w:p>
+    <w:p>
+      <w:pPr>
+        <w:numPr>
+          <w:ilvl w:val="0"/>
+          <w:numId w:val="3"/>
+        </w:numPr>
+        <w:spacing w:before="100" w:beforeAutospacing="1" w:after="100" w:afterAutospacing="1" w:line="240" w:lineRule="auto"/>
+        <w:rPr>
+          <w:rFonts w:ascii="Times New Roman" w:eastAsia="Times New Roman" w:hAnsi="Times New Roman" w:cs="Times New Roman"/>
+          <w:sz w:val="24"/>
+          <w:szCs w:val="24"/>
+          <w:lang w:eastAsia="en-IN"/>
+        </w:rPr>
+      </w:pPr>
+      <w:r>
+        <w:rPr>
+          <w:rFonts w:ascii="Times New Roman" w:eastAsia="Times New Roman" w:hAnsi="Times New Roman" w:cs="Times New Roman"/>
+          <w:sz w:val="24"/>
+          <w:szCs w:val="24"/>
+          <w:lang w:eastAsia="en-IN"/>
+        </w:rPr>
+        <w:t xml:space="preserve">consistency </w:t>
+      </w:r>
+    </w:p>
+    <w:p>
+      <w:pPr>
+        <w:numPr>
+          <w:ilvl w:val="0"/>
+          <w:numId w:val="3"/>
+        </w:numPr>
+        <w:spacing w:before="100" w:beforeAutospacing="1" w:after="100" w:afterAutospacing="1" w:line="240" w:lineRule="auto"/>
+        <w:rPr>
+          <w:rFonts w:ascii="Times New Roman" w:eastAsia="Times New Roman" w:hAnsi="Times New Roman" w:cs="Times New Roman"/>
+          <w:sz w:val="24"/>
+          <w:szCs w:val="24"/>
+          <w:lang w:eastAsia="en-IN"/>
+        </w:rPr>
+      </w:pPr>
+      <w:r>
+        <w:rPr>
+          <w:rFonts w:ascii="Times New Roman" w:eastAsia="Times New Roman" w:hAnsi="Times New Roman" w:cs="Times New Roman"/>
+          <w:sz w:val="24"/>
+          <w:szCs w:val="24"/>
+          <w:lang w:eastAsia="en-IN"/>
+        </w:rPr>
+        <w:t xml:space="preserve">repeatability </w:t>
+      </w:r>
+    </w:p>
+    <w:p>
+      <w:pPr>
+        <w:numPr>
+          <w:ilvl w:val="0"/>
+          <w:numId w:val="3"/>
+        </w:numPr>
+        <w:spacing w:before="100" w:beforeAutospacing="1" w:after="100" w:afterAutospacing="1" w:line="240" w:lineRule="auto"/>
+        <w:rPr>
+          <w:rFonts w:ascii="Times New Roman" w:eastAsia="Times New Roman" w:hAnsi="Times New Roman" w:cs="Times New Roman"/>
+          <w:sz w:val="24"/>
+          <w:szCs w:val="24"/>
+          <w:lang w:eastAsia="en-IN"/>
+        </w:rPr>
+      </w:pPr>
+      <w:r>
+        <w:rPr>
+          <w:rFonts w:ascii="Times New Roman" w:eastAsia="Times New Roman" w:hAnsi="Times New Roman" w:cs="Times New Roman"/>
+          <w:sz w:val="24"/>
+          <w:szCs w:val="24"/>
+          <w:lang w:eastAsia="en-IN"/>
+        </w:rPr>
+        <w:t xml:space="preserve">predictable outputs </w:t>
+      </w:r>
+    </w:p>
+    <w:p>
+      <w:pPr>
+        <w:spacing w:before="100" w:beforeAutospacing="1" w:after="100" w:afterAutospacing="1" w:line="240" w:lineRule="auto"/>
+        <w:rPr>
+          <w:rFonts w:ascii="Times New Roman" w:eastAsia="Times New Roman" w:hAnsi="Times New Roman" w:cs="Times New Roman"/>
+          <w:sz w:val="24"/>
+          <w:szCs w:val="24"/>
+          <w:lang w:eastAsia="en-IN"/>
+        </w:rPr>
+      </w:pPr>
+      <w:r>
+        <w:rPr>
+          <w:rFonts w:ascii="Times New Roman" w:eastAsia="Times New Roman" w:hAnsi="Times New Roman" w:cs="Times New Roman"/>
+          <w:sz w:val="24"/>
+          <w:szCs w:val="24"/>
+          <w:lang w:eastAsia="en-IN"/>
+        </w:rPr>
+        <w:lastRenderedPageBreak/>
+        <w:t>If the same invoice is processed twice, you want essentially the same structured result each time.</w:t>
+      </w:r>
+    </w:p>
+    <w:p>
+      <w:pPr>
+        <w:spacing w:before="100" w:beforeAutospacing="1" w:after="100" w:afterAutospacing="1" w:line="240" w:lineRule="auto"/>
+        <w:rPr>
+          <w:rFonts w:ascii="Times New Roman" w:eastAsia="Times New Roman" w:hAnsi="Times New Roman" w:cs="Times New Roman"/>
+          <w:sz w:val="24"/>
+          <w:szCs w:val="24"/>
+          <w:lang w:eastAsia="en-IN"/>
+        </w:rPr>
+      </w:pPr>
+      <w:r>
+        <w:rPr>
+          <w:rFonts w:ascii="Times New Roman" w:eastAsia="Times New Roman" w:hAnsi="Times New Roman" w:cs="Times New Roman"/>
+          <w:sz w:val="24"/>
+          <w:szCs w:val="24"/>
+          <w:lang w:eastAsia="en-IN"/>
+        </w:rPr>
+        <w:t>That's why:</w:t>
+      </w:r>
+    </w:p>
+    <w:p>
+      <w:pPr>
+        <w:tabs>
+          <w:tab w:val="left" w:pos="916"/>
+          <w:tab w:val="left" w:pos="1832"/>
+          <w:tab w:val="left" w:pos="2748"/>
+          <w:tab w:val="left" w:pos="3664"/>
+          <w:tab w:val="left" w:pos="4580"/>
+          <w:tab w:val="left" w:pos="5496"/>
+          <w:tab w:val="left" w:pos="6412"/>
+          <w:tab w:val="left" w:pos="7328"/>
+          <w:tab w:val="left" w:pos="8244"/>
+          <w:tab w:val="left" w:pos="9160"/>
+          <w:tab w:val="left" w:pos="10076"/>
+          <w:tab w:val="left" w:pos="10992"/>
+          <w:tab w:val="left" w:pos="11908"/>
+          <w:tab w:val="left" w:pos="12824"/>
+          <w:tab w:val="left" w:pos="13740"/>
+          <w:tab w:val="left" w:pos="14656"/>
+        </w:tabs>
+        <w:spacing w:after="0" w:line="240" w:lineRule="auto"/>
+        <w:rPr>
+          <w:rFonts w:ascii="Courier New" w:eastAsia="Times New Roman" w:hAnsi="Courier New" w:cs="Courier New"/>
+          <w:sz w:val="20"/>
+          <w:szCs w:val="20"/>
+          <w:lang w:eastAsia="en-IN"/>
+        </w:rPr>
+      </w:pPr>
+      <w:r>
+        <w:rPr>
+          <w:rFonts w:ascii="Courier New" w:eastAsia="Times New Roman" w:hAnsi="Courier New" w:cs="Courier New"/>
+          <w:sz w:val="20"/>
+          <w:szCs w:val="20"/>
+          <w:lang w:eastAsia="en-IN"/>
+        </w:rPr>
+        <w:t>temperature = 0</w:t>
+      </w:r>
+    </w:p>
+    <w:p>
+      <w:pPr>
+        <w:spacing w:before="100" w:beforeAutospacing="1" w:after="100" w:afterAutospacing="1" w:line="240" w:lineRule="auto"/>
+        <w:rPr>
+          <w:rFonts w:ascii="Times New Roman" w:eastAsia="Times New Roman" w:hAnsi="Times New Roman" w:cs="Times New Roman"/>
+          <w:sz w:val="24"/>
+          <w:szCs w:val="24"/>
+          <w:lang w:eastAsia="en-IN"/>
+        </w:rPr>
+      </w:pPr>
+      <w:r>
+        <w:rPr>
+          <w:rFonts w:ascii="Times New Roman" w:eastAsia="Times New Roman" w:hAnsi="Times New Roman" w:cs="Times New Roman"/>
+          <w:sz w:val="24"/>
+          <w:szCs w:val="24"/>
+          <w:lang w:eastAsia="en-IN"/>
+        </w:rPr>
+        <w:t>is a very good choice.</w:t>
+      </w:r>
+    </w:p>
+    <w:p>
+      <w:pPr>
+        <w:pStyle w:val="Heading1"/>
+      </w:pPr>
+      <w:r>
+        <w:t>Where should Temperature be high?</w:t>
+      </w:r>
+    </w:p>
+    <w:p>
+      <w:pPr>
+        <w:pStyle w:val="NormalWeb"/>
+      </w:pPr>
+      <w:r>
+        <w:t>Imagine another application.</w:t>
+      </w:r>
+    </w:p>
+    <w:p>
+      <w:pPr>
+        <w:pStyle w:val="HTMLPreformatted"/>
+      </w:pPr>
+      <w:r>
+        <w:rPr>
+          <w:rStyle w:val="HTMLCode"/>
+        </w:rPr>
+        <w:t>Write a fantasy story about dragons.</w:t>
+      </w:r>
+    </w:p>
+    <w:p>
+      <w:pPr>
+        <w:pStyle w:val="NormalWeb"/>
+      </w:pPr>
+      <w:r>
+        <w:t>Now creativity matters.</w:t>
+      </w:r>
+    </w:p>
+    <w:p>
+      <w:pPr>
+        <w:pStyle w:val="NormalWeb"/>
+      </w:pPr>
+      <w:r>
+        <w:t>Temperature:</w:t>
+      </w:r>
+    </w:p>
+    <w:p>
+      <w:pPr>
+        <w:pStyle w:val="HTMLPreformatted"/>
+        <w:rPr>
+          <w:rStyle w:val="HTMLCode"/>
+        </w:rPr>
+      </w:pPr>
+      <w:r>
+        <w:rPr>
+          <w:rStyle w:val="HTMLCode"/>
+        </w:rPr>
+        <w:t>1.0</w:t>
+      </w:r>
+    </w:p>
+    <w:p>
+      <w:pPr>
+        <w:pStyle w:val="HTMLPreformatted"/>
+        <w:rPr>
+          <w:rStyle w:val="HTMLCode"/>
+        </w:rPr>
+      </w:pPr>
+    </w:p>
+    <w:p>
+      <w:pPr>
+        <w:pStyle w:val="HTMLPreformatted"/>
+        <w:rPr>
+          <w:rStyle w:val="HTMLCode"/>
+        </w:rPr>
+      </w:pPr>
+      <w:r>
+        <w:rPr>
+          <w:rStyle w:val="HTMLCode"/>
+        </w:rPr>
+        <w:t>or</w:t>
+      </w:r>
+    </w:p>
+    <w:p>
+      <w:pPr>
+        <w:pStyle w:val="HTMLPreformatted"/>
+        <w:rPr>
+          <w:rStyle w:val="HTMLCode"/>
+        </w:rPr>
+      </w:pPr>
+    </w:p>
+    <w:p>
+      <w:pPr>
+        <w:pStyle w:val="HTMLPreformatted"/>
+      </w:pPr>
+      <w:r>
+        <w:rPr>
+          <w:rStyle w:val="HTMLCode"/>
+        </w:rPr>
+        <w:t>1.2</w:t>
+      </w:r>
+    </w:p>
+    <w:p>
+      <w:pPr>
+        <w:pStyle w:val="NormalWeb"/>
+      </w:pPr>
+      <w:r>
+        <w:t>works well.</w:t>
+      </w:r>
+    </w:p>
+    <w:p>
+      <w:pPr>
+        <w:pStyle w:val="NormalWeb"/>
+        <w:rPr>
+          <w:b/>
+        </w:rPr>
+      </w:pPr>
+      <w:r>
+        <w:rPr>
+          <w:b/>
+          <w:highlight w:val="yellow"/>
+        </w:rPr>
+        <w:t xml:space="preserve">Why did you use </w:t>
+      </w:r>
+      <w:r>
+        <w:rPr>
+          <w:rStyle w:val="HTMLCode"/>
+          <w:b/>
+          <w:highlight w:val="yellow"/>
+        </w:rPr>
+        <w:t>temperature=0</w:t>
+      </w:r>
+      <w:r>
+        <w:rPr>
+          <w:b/>
+          <w:highlight w:val="yellow"/>
+        </w:rPr>
+        <w:t>?</w:t>
+      </w:r>
+    </w:p>
+    <w:p>
+      <w:pPr>
+        <w:pStyle w:val="NormalWeb"/>
+      </w:pPr>
+      <w:r>
+        <w:t xml:space="preserve">Our application performs document understanding and structured data extraction rather than creative generation. We need consistent JSON responses so downstream validation and fraud detection can rely on predictable field names and values. Setting </w:t>
+      </w:r>
+      <w:r>
+        <w:rPr>
+          <w:rStyle w:val="HTMLCode"/>
+        </w:rPr>
+        <w:t>temperature=0</w:t>
+      </w:r>
+      <w:r>
+        <w:t xml:space="preserve"> makes the model's outputs more deterministic, which improves reliability for these tasks.</w:t>
+      </w:r>
+    </w:p>
+    <w:p>
+      <w:pPr>
+        <w:pStyle w:val="NormalWeb"/>
+      </w:pPr>
+      <w:r>
+        <w:t xml:space="preserve">In our Travel Expense AI project, the LLM is used for structured data extraction from invoices and travel documents, not for content generation. The extracted data is consumed by downstream Python services such as validation, timeline generation, and fraud detection. These services expect a consistent JSON schema with fixed field names. If the model becomes too creative, it may produce inconsistent field names or formats, which can break the application's processing. Therefore, we set </w:t>
+      </w:r>
+      <w:r>
+        <w:rPr>
+          <w:rStyle w:val="HTMLCode"/>
+        </w:rPr>
+        <w:t>temperature=0</w:t>
+      </w:r>
+      <w:r>
+        <w:t xml:space="preserve"> to make the output as deterministic and consistent as possible.</w:t>
+      </w:r>
+    </w:p>
+    <w:p>
+      <w:pPr>
+        <w:pStyle w:val="NormalWeb"/>
+      </w:pPr>
+      <w:r>
+        <w:rPr>
+          <w:highlight w:val="yellow"/>
+        </w:rPr>
+        <w:t>"What would happen if you changed the temperature to 1?"</w:t>
+      </w:r>
+    </w:p>
+    <w:p>
+      <w:pPr>
+        <w:pStyle w:val="NormalWeb"/>
+      </w:pPr>
+      <w:r>
+        <w:t xml:space="preserve">The model would still understand the invoice correctly in many cases, but it might produce more varied outputs. For example, instead of always returning </w:t>
+      </w:r>
+      <w:r>
+        <w:rPr>
+          <w:rStyle w:val="HTMLCode"/>
+        </w:rPr>
+        <w:t>"amount"</w:t>
+      </w:r>
+      <w:r>
+        <w:t xml:space="preserve">, it could occasionally use different wording or formatting if the prompt isn't strict enough. Since our Python services rely on a predictable JSON structure, that variability increases the risk of parsing or validation issues. For deterministic extraction tasks, </w:t>
+      </w:r>
+      <w:r>
+        <w:rPr>
+          <w:rStyle w:val="HTMLCode"/>
+        </w:rPr>
+        <w:t>temperature=0</w:t>
+      </w:r>
+      <w:r>
+        <w:t xml:space="preserve"> is the safer choice.</w:t>
+      </w:r>
+      <w:bookmarkStart w:id="0" w:name="_GoBack"/>
+      <w:bookmarkEnd w:id="0"/>
+    </w:p>
+    <w:p>
+      <w:pPr>
+        <w:pStyle w:val="NormalWeb"/>
+        <w:rPr>
+          <w:b/>
+        </w:rPr>
+      </w:pPr>
+      <w:r>
+        <w:rPr>
+          <w:b/>
+          <w:highlight w:val="yellow"/>
+        </w:rPr>
+        <w:lastRenderedPageBreak/>
+        <w:t>Does Temperature Affect Intelligence?</w:t>
+      </w:r>
+    </w:p>
+    <w:p>
+      <w:pPr>
+        <w:spacing w:before="100" w:beforeAutospacing="1" w:after="100" w:afterAutospacing="1" w:line="240" w:lineRule="auto"/>
+        <w:rPr>
+          <w:rFonts w:ascii="Times New Roman" w:eastAsia="Times New Roman" w:hAnsi="Times New Roman" w:cs="Times New Roman"/>
+          <w:sz w:val="24"/>
+          <w:szCs w:val="24"/>
+          <w:lang w:eastAsia="en-IN"/>
+        </w:rPr>
+      </w:pPr>
+      <w:r>
+        <w:rPr>
+          <w:rFonts w:ascii="Times New Roman" w:eastAsia="Times New Roman" w:hAnsi="Times New Roman" w:cs="Times New Roman"/>
+          <w:sz w:val="24"/>
+          <w:szCs w:val="24"/>
+          <w:lang w:eastAsia="en-IN"/>
+        </w:rPr>
+        <w:t xml:space="preserve">Temperature does </w:t>
+      </w:r>
+      <w:r>
+        <w:rPr>
+          <w:rFonts w:ascii="Times New Roman" w:eastAsia="Times New Roman" w:hAnsi="Times New Roman" w:cs="Times New Roman"/>
+          <w:b/>
+          <w:bCs/>
+          <w:sz w:val="24"/>
+          <w:szCs w:val="24"/>
+          <w:lang w:eastAsia="en-IN"/>
+        </w:rPr>
+        <w:t>not</w:t>
+      </w:r>
+      <w:r>
+        <w:rPr>
+          <w:rFonts w:ascii="Times New Roman" w:eastAsia="Times New Roman" w:hAnsi="Times New Roman" w:cs="Times New Roman"/>
+          <w:sz w:val="24"/>
+          <w:szCs w:val="24"/>
+          <w:lang w:eastAsia="en-IN"/>
+        </w:rPr>
+        <w:t xml:space="preserve"> make the model more knowledgeable.</w:t>
+      </w:r>
+    </w:p>
+    <w:p>
+      <w:pPr>
+        <w:spacing w:before="100" w:beforeAutospacing="1" w:after="100" w:afterAutospacing="1" w:line="240" w:lineRule="auto"/>
+        <w:rPr>
+          <w:rFonts w:ascii="Times New Roman" w:eastAsia="Times New Roman" w:hAnsi="Times New Roman" w:cs="Times New Roman"/>
+          <w:sz w:val="24"/>
+          <w:szCs w:val="24"/>
+          <w:lang w:eastAsia="en-IN"/>
+        </w:rPr>
+      </w:pPr>
+      <w:r>
+        <w:rPr>
+          <w:rFonts w:ascii="Times New Roman" w:eastAsia="Times New Roman" w:hAnsi="Times New Roman" w:cs="Times New Roman"/>
+          <w:sz w:val="24"/>
+          <w:szCs w:val="24"/>
+          <w:lang w:eastAsia="en-IN"/>
+        </w:rPr>
+        <w:t xml:space="preserve">It only changes </w:t>
+      </w:r>
+      <w:r>
+        <w:rPr>
+          <w:rFonts w:ascii="Times New Roman" w:eastAsia="Times New Roman" w:hAnsi="Times New Roman" w:cs="Times New Roman"/>
+          <w:b/>
+          <w:bCs/>
+          <w:sz w:val="24"/>
+          <w:szCs w:val="24"/>
+          <w:lang w:eastAsia="en-IN"/>
+        </w:rPr>
+        <w:t>how it samples from the probabilities it already computed</w:t>
+      </w:r>
+      <w:r>
+        <w:rPr>
+          <w:rFonts w:ascii="Times New Roman" w:eastAsia="Times New Roman" w:hAnsi="Times New Roman" w:cs="Times New Roman"/>
+          <w:sz w:val="24"/>
+          <w:szCs w:val="24"/>
+          <w:lang w:eastAsia="en-IN"/>
+        </w:rPr>
+        <w:t>.</w:t>
+      </w:r>
+    </w:p>
+    <w:p>
+      <w:pPr>
+        <w:spacing w:before="100" w:beforeAutospacing="1" w:after="100" w:afterAutospacing="1" w:line="240" w:lineRule="auto"/>
+        <w:outlineLvl w:val="0"/>
+        <w:rPr>
+          <w:rFonts w:ascii="Times New Roman" w:eastAsia="Times New Roman" w:hAnsi="Times New Roman" w:cs="Times New Roman"/>
+          <w:b/>
+          <w:bCs/>
+          <w:kern w:val="36"/>
+          <w:sz w:val="48"/>
+          <w:szCs w:val="48"/>
+          <w:lang w:eastAsia="en-IN"/>
+        </w:rPr>
+      </w:pPr>
+      <w:r>
+        <w:rPr>
+          <w:rFonts w:ascii="Times New Roman" w:eastAsia="Times New Roman" w:hAnsi="Times New Roman" w:cs="Times New Roman"/>
+          <w:b/>
+          <w:bCs/>
+          <w:kern w:val="36"/>
+          <w:sz w:val="48"/>
+          <w:szCs w:val="48"/>
+          <w:lang w:eastAsia="en-IN"/>
+        </w:rPr>
+        <w:t>Does Temperature Affect Cost?</w:t>
+      </w:r>
+    </w:p>
+    <w:p>
+      <w:pPr>
+        <w:spacing w:before="100" w:beforeAutospacing="1" w:after="100" w:afterAutospacing="1" w:line="240" w:lineRule="auto"/>
+        <w:rPr>
+          <w:rFonts w:ascii="Times New Roman" w:eastAsia="Times New Roman" w:hAnsi="Times New Roman" w:cs="Times New Roman"/>
+          <w:sz w:val="24"/>
+          <w:szCs w:val="24"/>
+          <w:lang w:eastAsia="en-IN"/>
+        </w:rPr>
+      </w:pPr>
+      <w:r>
+        <w:rPr>
+          <w:rFonts w:ascii="Times New Roman" w:eastAsia="Times New Roman" w:hAnsi="Times New Roman" w:cs="Times New Roman"/>
+          <w:sz w:val="24"/>
+          <w:szCs w:val="24"/>
+          <w:lang w:eastAsia="en-IN"/>
+        </w:rPr>
+        <w:t>No.</w:t>
+      </w:r>
+    </w:p>
+    <w:p>
+      <w:pPr>
+        <w:spacing w:before="100" w:beforeAutospacing="1" w:after="100" w:afterAutospacing="1" w:line="240" w:lineRule="auto"/>
+        <w:rPr>
+          <w:rFonts w:ascii="Times New Roman" w:eastAsia="Times New Roman" w:hAnsi="Times New Roman" w:cs="Times New Roman"/>
+          <w:sz w:val="24"/>
+          <w:szCs w:val="24"/>
+          <w:lang w:eastAsia="en-IN"/>
+        </w:rPr>
+      </w:pPr>
+      <w:r>
+        <w:rPr>
+          <w:rFonts w:ascii="Times New Roman" w:eastAsia="Times New Roman" w:hAnsi="Times New Roman" w:cs="Times New Roman"/>
+          <w:sz w:val="24"/>
+          <w:szCs w:val="24"/>
+          <w:lang w:eastAsia="en-IN"/>
+        </w:rPr>
+        <w:t>The cost is based primarily on:</w:t>
+      </w:r>
+    </w:p>
+    <w:p>
+      <w:pPr>
+        <w:numPr>
+          <w:ilvl w:val="0"/>
+          <w:numId w:val="4"/>
+        </w:numPr>
+        <w:spacing w:before="100" w:beforeAutospacing="1" w:after="100" w:afterAutospacing="1" w:line="240" w:lineRule="auto"/>
+        <w:rPr>
+          <w:rFonts w:ascii="Times New Roman" w:eastAsia="Times New Roman" w:hAnsi="Times New Roman" w:cs="Times New Roman"/>
+          <w:sz w:val="24"/>
+          <w:szCs w:val="24"/>
+          <w:lang w:eastAsia="en-IN"/>
+        </w:rPr>
+      </w:pPr>
+      <w:r>
+        <w:rPr>
+          <w:rFonts w:ascii="Times New Roman" w:eastAsia="Times New Roman" w:hAnsi="Times New Roman" w:cs="Times New Roman"/>
+          <w:sz w:val="24"/>
+          <w:szCs w:val="24"/>
+          <w:lang w:eastAsia="en-IN"/>
+        </w:rPr>
+        <w:t xml:space="preserve">input tokens </w:t>
+      </w:r>
+    </w:p>
+    <w:p>
+      <w:pPr>
+        <w:numPr>
+          <w:ilvl w:val="0"/>
+          <w:numId w:val="4"/>
+        </w:numPr>
+        <w:spacing w:before="100" w:beforeAutospacing="1" w:after="100" w:afterAutospacing="1" w:line="240" w:lineRule="auto"/>
+        <w:rPr>
+          <w:rFonts w:ascii="Times New Roman" w:eastAsia="Times New Roman" w:hAnsi="Times New Roman" w:cs="Times New Roman"/>
+          <w:sz w:val="24"/>
+          <w:szCs w:val="24"/>
+          <w:lang w:eastAsia="en-IN"/>
+        </w:rPr>
+      </w:pPr>
+      <w:r>
+        <w:rPr>
+          <w:rFonts w:ascii="Times New Roman" w:eastAsia="Times New Roman" w:hAnsi="Times New Roman" w:cs="Times New Roman"/>
+          <w:sz w:val="24"/>
+          <w:szCs w:val="24"/>
+          <w:lang w:eastAsia="en-IN"/>
+        </w:rPr>
+        <w:t xml:space="preserve">output tokens </w:t>
+      </w:r>
+    </w:p>
+    <w:p>
+      <w:pPr>
+        <w:numPr>
+          <w:ilvl w:val="0"/>
+          <w:numId w:val="4"/>
+        </w:numPr>
+        <w:spacing w:before="100" w:beforeAutospacing="1" w:after="100" w:afterAutospacing="1" w:line="240" w:lineRule="auto"/>
+        <w:rPr>
+          <w:rFonts w:ascii="Times New Roman" w:eastAsia="Times New Roman" w:hAnsi="Times New Roman" w:cs="Times New Roman"/>
+          <w:sz w:val="24"/>
+          <w:szCs w:val="24"/>
+          <w:lang w:eastAsia="en-IN"/>
+        </w:rPr>
+      </w:pPr>
+      <w:r>
+        <w:rPr>
+          <w:rFonts w:ascii="Times New Roman" w:eastAsia="Times New Roman" w:hAnsi="Times New Roman" w:cs="Times New Roman"/>
+          <w:sz w:val="24"/>
+          <w:szCs w:val="24"/>
+          <w:lang w:eastAsia="en-IN"/>
+        </w:rPr>
+        <w:t xml:space="preserve">model pricing </w:t>
+      </w:r>
+    </w:p>
+    <w:p>
+      <w:pPr>
+        <w:spacing w:before="100" w:beforeAutospacing="1" w:after="100" w:afterAutospacing="1" w:line="240" w:lineRule="auto"/>
+        <w:rPr>
+          <w:rFonts w:ascii="Times New Roman" w:eastAsia="Times New Roman" w:hAnsi="Times New Roman" w:cs="Times New Roman"/>
+          <w:sz w:val="24"/>
+          <w:szCs w:val="24"/>
+          <w:lang w:eastAsia="en-IN"/>
+        </w:rPr>
+      </w:pPr>
+      <w:r>
+        <w:rPr>
+          <w:rFonts w:ascii="Times New Roman" w:eastAsia="Times New Roman" w:hAnsi="Times New Roman" w:cs="Times New Roman"/>
+          <w:sz w:val="24"/>
+          <w:szCs w:val="24"/>
+          <w:lang w:eastAsia="en-IN"/>
+        </w:rPr>
+        <w:t>Changing temperature doesn't directly increase or decrease the price.</w:t>
+      </w:r>
+    </w:p>
+    <w:p>
+      <w:pPr>
+        <w:spacing w:before="100" w:beforeAutospacing="1" w:after="100" w:afterAutospacing="1" w:line="240" w:lineRule="auto"/>
+        <w:rPr>
+          <w:rFonts w:ascii="Times New Roman" w:eastAsia="Times New Roman" w:hAnsi="Times New Roman" w:cs="Times New Roman"/>
+          <w:sz w:val="24"/>
+          <w:szCs w:val="24"/>
+          <w:lang w:eastAsia="en-IN"/>
+        </w:rPr>
+      </w:pPr>
+      <w:r>
+        <w:rPr>
+          <w:rFonts w:ascii="Times New Roman" w:eastAsia="Times New Roman" w:hAnsi="Times New Roman" w:cs="Times New Roman"/>
+          <w:sz w:val="24"/>
+          <w:szCs w:val="24"/>
+          <w:lang w:eastAsia="en-IN"/>
+        </w:rPr>
+        <w:t>However, a higher temperature can sometimes produce longer or more varied responses, which may indirectly change token usage.</w:t>
+      </w:r>
+    </w:p>
+    <w:p>
+      <w:pPr>
+        <w:spacing w:after="0" w:line="240" w:lineRule="auto"/>
+        <w:rPr>
+          <w:rFonts w:ascii="Times New Roman" w:eastAsia="Times New Roman" w:hAnsi="Times New Roman" w:cs="Times New Roman"/>
+          <w:sz w:val="24"/>
+          <w:szCs w:val="24"/>
+          <w:lang w:eastAsia="en-IN"/>
+        </w:rPr>
+      </w:pPr>
+    </w:p>
+    <w:p>
+      <w:pPr>
+        <w:spacing w:before="100" w:beforeAutospacing="1" w:after="100" w:afterAutospacing="1" w:line="240" w:lineRule="auto"/>
+        <w:outlineLvl w:val="0"/>
+        <w:rPr>
+          <w:rFonts w:ascii="Times New Roman" w:eastAsia="Times New Roman" w:hAnsi="Times New Roman" w:cs="Times New Roman"/>
+          <w:b/>
+          <w:bCs/>
+          <w:kern w:val="36"/>
+          <w:sz w:val="48"/>
+          <w:szCs w:val="48"/>
+          <w:lang w:eastAsia="en-IN"/>
+        </w:rPr>
+      </w:pPr>
+      <w:r>
+        <w:rPr>
+          <w:rFonts w:ascii="Times New Roman" w:eastAsia="Times New Roman" w:hAnsi="Times New Roman" w:cs="Times New Roman"/>
+          <w:b/>
+          <w:bCs/>
+          <w:kern w:val="36"/>
+          <w:sz w:val="48"/>
+          <w:szCs w:val="48"/>
+          <w:lang w:eastAsia="en-IN"/>
+        </w:rPr>
+        <w:t>Does Temperature Affect Hallucinations?</w:t>
+      </w:r>
+    </w:p>
+    <w:p>
+      <w:pPr>
+        <w:spacing w:before="100" w:beforeAutospacing="1" w:after="100" w:afterAutospacing="1" w:line="240" w:lineRule="auto"/>
+        <w:rPr>
+          <w:rFonts w:ascii="Times New Roman" w:eastAsia="Times New Roman" w:hAnsi="Times New Roman" w:cs="Times New Roman"/>
+          <w:sz w:val="24"/>
+          <w:szCs w:val="24"/>
+          <w:lang w:eastAsia="en-IN"/>
+        </w:rPr>
+      </w:pPr>
+      <w:r>
+        <w:rPr>
+          <w:rFonts w:ascii="Times New Roman" w:eastAsia="Times New Roman" w:hAnsi="Times New Roman" w:cs="Times New Roman"/>
+          <w:sz w:val="24"/>
+          <w:szCs w:val="24"/>
+          <w:lang w:eastAsia="en-IN"/>
+        </w:rPr>
+        <w:t>This is subtle.</w:t>
+      </w:r>
+    </w:p>
+    <w:p>
+      <w:pPr>
+        <w:spacing w:before="100" w:beforeAutospacing="1" w:after="100" w:afterAutospacing="1" w:line="240" w:lineRule="auto"/>
+        <w:rPr>
+          <w:rFonts w:ascii="Times New Roman" w:eastAsia="Times New Roman" w:hAnsi="Times New Roman" w:cs="Times New Roman"/>
+          <w:sz w:val="24"/>
+          <w:szCs w:val="24"/>
+          <w:lang w:eastAsia="en-IN"/>
+        </w:rPr>
+      </w:pPr>
+      <w:r>
+        <w:rPr>
+          <w:rFonts w:ascii="Times New Roman" w:eastAsia="Times New Roman" w:hAnsi="Times New Roman" w:cs="Times New Roman"/>
+          <w:sz w:val="24"/>
+          <w:szCs w:val="24"/>
+          <w:lang w:eastAsia="en-IN"/>
+        </w:rPr>
+        <w:t>Higher temperatures can make the model more willing to produce less likely continuations, so in some tasks you may observe more unexpected or unsupported content.</w:t>
+      </w:r>
+    </w:p>
+    <w:p>
+      <w:pPr>
+        <w:spacing w:before="100" w:beforeAutospacing="1" w:after="100" w:afterAutospacing="1" w:line="240" w:lineRule="auto"/>
+        <w:rPr>
+          <w:rFonts w:ascii="Times New Roman" w:eastAsia="Times New Roman" w:hAnsi="Times New Roman" w:cs="Times New Roman"/>
+          <w:sz w:val="24"/>
+          <w:szCs w:val="24"/>
+          <w:lang w:eastAsia="en-IN"/>
+        </w:rPr>
+      </w:pPr>
+      <w:r>
+        <w:rPr>
+          <w:rFonts w:ascii="Times New Roman" w:eastAsia="Times New Roman" w:hAnsi="Times New Roman" w:cs="Times New Roman"/>
+          <w:sz w:val="24"/>
+          <w:szCs w:val="24"/>
+          <w:lang w:eastAsia="en-IN"/>
+        </w:rPr>
+        <w:t xml:space="preserve">But hallucinations are </w:t>
+      </w:r>
+      <w:r>
+        <w:rPr>
+          <w:rFonts w:ascii="Times New Roman" w:eastAsia="Times New Roman" w:hAnsi="Times New Roman" w:cs="Times New Roman"/>
+          <w:b/>
+          <w:bCs/>
+          <w:sz w:val="24"/>
+          <w:szCs w:val="24"/>
+          <w:lang w:eastAsia="en-IN"/>
+        </w:rPr>
+        <w:t>not caused solely by temperature</w:t>
+      </w:r>
+      <w:r>
+        <w:rPr>
+          <w:rFonts w:ascii="Times New Roman" w:eastAsia="Times New Roman" w:hAnsi="Times New Roman" w:cs="Times New Roman"/>
+          <w:sz w:val="24"/>
+          <w:szCs w:val="24"/>
+          <w:lang w:eastAsia="en-IN"/>
+        </w:rPr>
+        <w:t>.</w:t>
+      </w:r>
+    </w:p>
+    <w:p>
+      <w:pPr>
+        <w:spacing w:before="100" w:beforeAutospacing="1" w:after="100" w:afterAutospacing="1" w:line="240" w:lineRule="auto"/>
+        <w:rPr>
+          <w:rFonts w:ascii="Times New Roman" w:eastAsia="Times New Roman" w:hAnsi="Times New Roman" w:cs="Times New Roman"/>
+          <w:sz w:val="24"/>
+          <w:szCs w:val="24"/>
+          <w:lang w:eastAsia="en-IN"/>
+        </w:rPr>
+      </w:pPr>
+      <w:r>
+        <w:rPr>
+          <w:rFonts w:ascii="Times New Roman" w:eastAsia="Times New Roman" w:hAnsi="Times New Roman" w:cs="Times New Roman"/>
+          <w:sz w:val="24"/>
+          <w:szCs w:val="24"/>
+          <w:lang w:eastAsia="en-IN"/>
+        </w:rPr>
+        <w:t>Hallucinations also depend on:</w:t>
+      </w:r>
+    </w:p>
+    <w:p>
+      <w:pPr>
+        <w:numPr>
+          <w:ilvl w:val="0"/>
+          <w:numId w:val="5"/>
+        </w:numPr>
+        <w:spacing w:before="100" w:beforeAutospacing="1" w:after="100" w:afterAutospacing="1" w:line="240" w:lineRule="auto"/>
+        <w:rPr>
+          <w:rFonts w:ascii="Times New Roman" w:eastAsia="Times New Roman" w:hAnsi="Times New Roman" w:cs="Times New Roman"/>
+          <w:sz w:val="24"/>
+          <w:szCs w:val="24"/>
+          <w:lang w:eastAsia="en-IN"/>
+        </w:rPr>
+      </w:pPr>
+      <w:r>
+        <w:rPr>
+          <w:rFonts w:ascii="Times New Roman" w:eastAsia="Times New Roman" w:hAnsi="Times New Roman" w:cs="Times New Roman"/>
+          <w:sz w:val="24"/>
+          <w:szCs w:val="24"/>
+          <w:lang w:eastAsia="en-IN"/>
+        </w:rPr>
+        <w:t xml:space="preserve">Prompt quality </w:t>
+      </w:r>
+    </w:p>
+    <w:p>
+      <w:pPr>
+        <w:numPr>
+          <w:ilvl w:val="0"/>
+          <w:numId w:val="5"/>
+        </w:numPr>
+        <w:spacing w:before="100" w:beforeAutospacing="1" w:after="100" w:afterAutospacing="1" w:line="240" w:lineRule="auto"/>
+        <w:rPr>
+          <w:rFonts w:ascii="Times New Roman" w:eastAsia="Times New Roman" w:hAnsi="Times New Roman" w:cs="Times New Roman"/>
+          <w:sz w:val="24"/>
+          <w:szCs w:val="24"/>
+          <w:lang w:eastAsia="en-IN"/>
+        </w:rPr>
+      </w:pPr>
+      <w:r>
+        <w:rPr>
+          <w:rFonts w:ascii="Times New Roman" w:eastAsia="Times New Roman" w:hAnsi="Times New Roman" w:cs="Times New Roman"/>
+          <w:sz w:val="24"/>
+          <w:szCs w:val="24"/>
+          <w:lang w:eastAsia="en-IN"/>
+        </w:rPr>
+        <w:t xml:space="preserve">Whether the model has enough context </w:t>
+      </w:r>
+    </w:p>
+    <w:p>
+      <w:pPr>
+        <w:numPr>
+          <w:ilvl w:val="0"/>
+          <w:numId w:val="5"/>
+        </w:numPr>
+        <w:spacing w:before="100" w:beforeAutospacing="1" w:after="100" w:afterAutospacing="1" w:line="240" w:lineRule="auto"/>
+        <w:rPr>
+          <w:rFonts w:ascii="Times New Roman" w:eastAsia="Times New Roman" w:hAnsi="Times New Roman" w:cs="Times New Roman"/>
+          <w:sz w:val="24"/>
+          <w:szCs w:val="24"/>
+          <w:lang w:eastAsia="en-IN"/>
+        </w:rPr>
+      </w:pPr>
+      <w:r>
+        <w:rPr>
+          <w:rFonts w:ascii="Times New Roman" w:eastAsia="Times New Roman" w:hAnsi="Times New Roman" w:cs="Times New Roman"/>
+          <w:sz w:val="24"/>
+          <w:szCs w:val="24"/>
+          <w:lang w:eastAsia="en-IN"/>
+        </w:rPr>
+        <w:t xml:space="preserve">The chosen model </w:t>
+      </w:r>
+    </w:p>
+    <w:p>
+      <w:pPr>
+        <w:numPr>
+          <w:ilvl w:val="0"/>
+          <w:numId w:val="5"/>
+        </w:numPr>
+        <w:spacing w:before="100" w:beforeAutospacing="1" w:after="100" w:afterAutospacing="1" w:line="240" w:lineRule="auto"/>
+        <w:rPr>
+          <w:rFonts w:ascii="Times New Roman" w:eastAsia="Times New Roman" w:hAnsi="Times New Roman" w:cs="Times New Roman"/>
+          <w:sz w:val="24"/>
+          <w:szCs w:val="24"/>
+          <w:lang w:eastAsia="en-IN"/>
+        </w:rPr>
+      </w:pPr>
+      <w:r>
+        <w:rPr>
+          <w:rFonts w:ascii="Times New Roman" w:eastAsia="Times New Roman" w:hAnsi="Times New Roman" w:cs="Times New Roman"/>
+          <w:sz w:val="24"/>
+          <w:szCs w:val="24"/>
+          <w:lang w:eastAsia="en-IN"/>
+        </w:rPr>
+        <w:t xml:space="preserve">Whether you're using RAG </w:t>
+      </w:r>
+    </w:p>
+    <w:p>
+      <w:pPr>
+        <w:numPr>
+          <w:ilvl w:val="0"/>
+          <w:numId w:val="5"/>
+        </w:numPr>
+        <w:spacing w:before="100" w:beforeAutospacing="1" w:after="100" w:afterAutospacing="1" w:line="240" w:lineRule="auto"/>
+        <w:rPr>
+          <w:rFonts w:ascii="Times New Roman" w:eastAsia="Times New Roman" w:hAnsi="Times New Roman" w:cs="Times New Roman"/>
+          <w:sz w:val="24"/>
+          <w:szCs w:val="24"/>
+          <w:lang w:eastAsia="en-IN"/>
+        </w:rPr>
+      </w:pPr>
+      <w:r>
+        <w:rPr>
+          <w:rFonts w:ascii="Times New Roman" w:eastAsia="Times New Roman" w:hAnsi="Times New Roman" w:cs="Times New Roman"/>
+          <w:sz w:val="24"/>
+          <w:szCs w:val="24"/>
+          <w:lang w:eastAsia="en-IN"/>
+        </w:rPr>
+        <w:t xml:space="preserve">The task itself </w:t>
+      </w:r>
+    </w:p>
+    <w:p>
+      <w:pPr>
+        <w:spacing w:before="100" w:beforeAutospacing="1" w:after="100" w:afterAutospacing="1" w:line="240" w:lineRule="auto"/>
+        <w:rPr>
+          <w:rFonts w:ascii="Times New Roman" w:eastAsia="Times New Roman" w:hAnsi="Times New Roman" w:cs="Times New Roman"/>
+          <w:sz w:val="24"/>
+          <w:szCs w:val="24"/>
+          <w:lang w:eastAsia="en-IN"/>
+        </w:rPr>
+      </w:pPr>
+      <w:r>
+        <w:rPr>
+          <w:rFonts w:ascii="Times New Roman" w:eastAsia="Times New Roman" w:hAnsi="Times New Roman" w:cs="Times New Roman"/>
+          <w:sz w:val="24"/>
+          <w:szCs w:val="24"/>
+          <w:highlight w:val="cyan"/>
+          <w:lang w:eastAsia="en-IN"/>
+        </w:rPr>
+        <w:t xml:space="preserve">So setting </w:t>
+      </w:r>
+      <w:r>
+        <w:rPr>
+          <w:rFonts w:ascii="Courier New" w:eastAsia="Times New Roman" w:hAnsi="Courier New" w:cs="Courier New"/>
+          <w:sz w:val="20"/>
+          <w:szCs w:val="20"/>
+          <w:highlight w:val="cyan"/>
+          <w:lang w:eastAsia="en-IN"/>
+        </w:rPr>
+        <w:t>temperature=0</w:t>
+      </w:r>
+      <w:r>
+        <w:rPr>
+          <w:rFonts w:ascii="Times New Roman" w:eastAsia="Times New Roman" w:hAnsi="Times New Roman" w:cs="Times New Roman"/>
+          <w:sz w:val="24"/>
+          <w:szCs w:val="24"/>
+          <w:highlight w:val="cyan"/>
+          <w:lang w:eastAsia="en-IN"/>
+        </w:rPr>
+        <w:t xml:space="preserve"> reduces randomness, but it does </w:t>
+      </w:r>
+      <w:r>
+        <w:rPr>
+          <w:rFonts w:ascii="Times New Roman" w:eastAsia="Times New Roman" w:hAnsi="Times New Roman" w:cs="Times New Roman"/>
+          <w:b/>
+          <w:bCs/>
+          <w:sz w:val="24"/>
+          <w:szCs w:val="24"/>
+          <w:highlight w:val="cyan"/>
+          <w:lang w:eastAsia="en-IN"/>
+        </w:rPr>
+        <w:t>not guarantee</w:t>
+      </w:r>
+      <w:r>
+        <w:rPr>
+          <w:rFonts w:ascii="Times New Roman" w:eastAsia="Times New Roman" w:hAnsi="Times New Roman" w:cs="Times New Roman"/>
+          <w:sz w:val="24"/>
+          <w:szCs w:val="24"/>
+          <w:highlight w:val="cyan"/>
+          <w:lang w:eastAsia="en-IN"/>
+        </w:rPr>
+        <w:t xml:space="preserve"> that the model will never hallucinate.</w:t>
+      </w:r>
+    </w:p>
+    <w:p>
+      <w:pPr>
+        <w:spacing w:before="100" w:beforeAutospacing="1" w:after="100" w:afterAutospacing="1" w:line="240" w:lineRule="auto"/>
+        <w:rPr>
+          <w:rFonts w:ascii="Times New Roman" w:eastAsia="Times New Roman" w:hAnsi="Times New Roman" w:cs="Times New Roman"/>
+          <w:sz w:val="24"/>
+          <w:szCs w:val="24"/>
+          <w:lang w:eastAsia="en-IN"/>
+        </w:rPr>
+      </w:pPr>
+    </w:p>
+    <w:p>
+      <w:pPr>
+        <w:pStyle w:val="NormalWeb"/>
+        <w:rPr>
+          <w:b/>
+        </w:rPr>
+      </w:pPr>
+    </w:p>
+    <w:p>
+      <w:pPr>
+        <w:pStyle w:val="NormalWeb"/>
+      </w:pPr>
+    </w:p>
+    <w:p>
+      <w:pPr>
+        <w:pStyle w:val="NormalWeb"/>
+      </w:pPr>
+    </w:p>
+    <w:p>
+      <w:pPr>
+        <w:rPr>
+          <w:b/>
+        </w:rPr>
+      </w:pPr>
+    </w:p>
+    <w:p>
+      <w:pPr>
+        <w:rPr>
+          <w:b/>
+        </w:rPr>
+      </w:pPr>
+    </w:p>
+    <w:p>
+      <w:pPr>
+        <w:rPr>
+          <w:b/>
+        </w:rPr>
+      </w:pPr>
+    </w:p>
     <w:sectPr>
       <w:pgSz w:w="11906" w:h="16838"/>
       <w:pgMar w:top="1440" w:right="1440" w:bottom="1440" w:left="1440" w:header="708" w:footer="708" w:gutter="0"/>
@@ -3104,6 +6648,771 @@
     </w:sectPr>
   </w:body>
 </w:document>
+</file>
+
+<file path=word/numbering.xml><?xml version="1.0" encoding="utf-8"?>
+<w:numbering xmlns:wpc="http://schemas.microsoft.com/office/word/2010/wordprocessingCanvas" xmlns:cx="http://schemas.microsoft.com/office/drawing/2014/chartex" xmlns:mc="http://schemas.openxmlformats.org/markup-compatibility/2006" xmlns:o="urn:schemas-microsoft-com:office:office" xmlns:r="http://schemas.openxmlformats.org/officeDocument/2006/relationships" xmlns:m="http://schemas.openxmlformats.org/officeDocument/2006/math" xmlns:v="urn:schemas-microsoft-com:vml" xmlns:wp14="http://schemas.microsoft.com/office/word/2010/wordprocessingDrawing" xmlns:wp="http://schemas.openxmlformats.org/drawingml/2006/wordprocessingDrawing" xmlns:w10="urn:schemas-microsoft-com:office:word" xmlns:w="http://schemas.openxmlformats.org/wordprocessingml/2006/main" xmlns:w14="http://schemas.microsoft.com/office/word/2010/wordml" xmlns:w15="http://schemas.microsoft.com/office/word/2012/wordml" xmlns:w16se="http://schemas.microsoft.com/office/word/2015/wordml/symex" xmlns:wpg="http://schemas.microsoft.com/office/word/2010/wordprocessingGroup" xmlns:wpi="http://schemas.microsoft.com/office/word/2010/wordprocessingInk" xmlns:wne="http://schemas.microsoft.com/office/word/2006/wordml" xmlns:wps="http://schemas.microsoft.com/office/word/2010/wordprocessingShape" mc:Ignorable="w14 w15 w16se wp14">
+  <w:abstractNum w:abstractNumId="0" w15:restartNumberingAfterBreak="0">
+    <w:nsid w:val="0962339B"/>
+    <w:multiLevelType w:val="multilevel"/>
+    <w:tmpl w:val="EF9E1B88"/>
+    <w:lvl w:ilvl="0">
+      <w:start w:val="1"/>
+      <w:numFmt w:val="bullet"/>
+      <w:lvlText w:val=""/>
+      <w:lvlJc w:val="left"/>
+      <w:pPr>
+        <w:tabs>
+          <w:tab w:val="num" w:pos="720"/>
+        </w:tabs>
+        <w:ind w:left="720" w:hanging="360"/>
+      </w:pPr>
+      <w:rPr>
+        <w:rFonts w:ascii="Symbol" w:hAnsi="Symbol" w:hint="default"/>
+        <w:sz w:val="20"/>
+      </w:rPr>
+    </w:lvl>
+    <w:lvl w:ilvl="1" w:tentative="1">
+      <w:start w:val="1"/>
+      <w:numFmt w:val="bullet"/>
+      <w:lvlText w:val="o"/>
+      <w:lvlJc w:val="left"/>
+      <w:pPr>
+        <w:tabs>
+          <w:tab w:val="num" w:pos="1440"/>
+        </w:tabs>
+        <w:ind w:left="1440" w:hanging="360"/>
+      </w:pPr>
+      <w:rPr>
+        <w:rFonts w:ascii="Courier New" w:hAnsi="Courier New" w:hint="default"/>
+        <w:sz w:val="20"/>
+      </w:rPr>
+    </w:lvl>
+    <w:lvl w:ilvl="2" w:tentative="1">
+      <w:start w:val="1"/>
+      <w:numFmt w:val="bullet"/>
+      <w:lvlText w:val=""/>
+      <w:lvlJc w:val="left"/>
+      <w:pPr>
+        <w:tabs>
+          <w:tab w:val="num" w:pos="2160"/>
+        </w:tabs>
+        <w:ind w:left="2160" w:hanging="360"/>
+      </w:pPr>
+      <w:rPr>
+        <w:rFonts w:ascii="Wingdings" w:hAnsi="Wingdings" w:hint="default"/>
+        <w:sz w:val="20"/>
+      </w:rPr>
+    </w:lvl>
+    <w:lvl w:ilvl="3" w:tentative="1">
+      <w:start w:val="1"/>
+      <w:numFmt w:val="bullet"/>
+      <w:lvlText w:val=""/>
+      <w:lvlJc w:val="left"/>
+      <w:pPr>
+        <w:tabs>
+          <w:tab w:val="num" w:pos="2880"/>
+        </w:tabs>
+        <w:ind w:left="2880" w:hanging="360"/>
+      </w:pPr>
+      <w:rPr>
+        <w:rFonts w:ascii="Wingdings" w:hAnsi="Wingdings" w:hint="default"/>
+        <w:sz w:val="20"/>
+      </w:rPr>
+    </w:lvl>
+    <w:lvl w:ilvl="4" w:tentative="1">
+      <w:start w:val="1"/>
+      <w:numFmt w:val="bullet"/>
+      <w:lvlText w:val=""/>
+      <w:lvlJc w:val="left"/>
+      <w:pPr>
+        <w:tabs>
+          <w:tab w:val="num" w:pos="3600"/>
+        </w:tabs>
+        <w:ind w:left="3600" w:hanging="360"/>
+      </w:pPr>
+      <w:rPr>
+        <w:rFonts w:ascii="Wingdings" w:hAnsi="Wingdings" w:hint="default"/>
+        <w:sz w:val="20"/>
+      </w:rPr>
+    </w:lvl>
+    <w:lvl w:ilvl="5" w:tentative="1">
+      <w:start w:val="1"/>
+      <w:numFmt w:val="bullet"/>
+      <w:lvlText w:val=""/>
+      <w:lvlJc w:val="left"/>
+      <w:pPr>
+        <w:tabs>
+          <w:tab w:val="num" w:pos="4320"/>
+        </w:tabs>
+        <w:ind w:left="4320" w:hanging="360"/>
+      </w:pPr>
+      <w:rPr>
+        <w:rFonts w:ascii="Wingdings" w:hAnsi="Wingdings" w:hint="default"/>
+        <w:sz w:val="20"/>
+      </w:rPr>
+    </w:lvl>
+    <w:lvl w:ilvl="6" w:tentative="1">
+      <w:start w:val="1"/>
+      <w:numFmt w:val="bullet"/>
+      <w:lvlText w:val=""/>
+      <w:lvlJc w:val="left"/>
+      <w:pPr>
+        <w:tabs>
+          <w:tab w:val="num" w:pos="5040"/>
+        </w:tabs>
+        <w:ind w:left="5040" w:hanging="360"/>
+      </w:pPr>
+      <w:rPr>
+        <w:rFonts w:ascii="Wingdings" w:hAnsi="Wingdings" w:hint="default"/>
+        <w:sz w:val="20"/>
+      </w:rPr>
+    </w:lvl>
+    <w:lvl w:ilvl="7" w:tentative="1">
+      <w:start w:val="1"/>
+      <w:numFmt w:val="bullet"/>
+      <w:lvlText w:val=""/>
+      <w:lvlJc w:val="left"/>
+      <w:pPr>
+        <w:tabs>
+          <w:tab w:val="num" w:pos="5760"/>
+        </w:tabs>
+        <w:ind w:left="5760" w:hanging="360"/>
+      </w:pPr>
+      <w:rPr>
+        <w:rFonts w:ascii="Wingdings" w:hAnsi="Wingdings" w:hint="default"/>
+        <w:sz w:val="20"/>
+      </w:rPr>
+    </w:lvl>
+    <w:lvl w:ilvl="8" w:tentative="1">
+      <w:start w:val="1"/>
+      <w:numFmt w:val="bullet"/>
+      <w:lvlText w:val=""/>
+      <w:lvlJc w:val="left"/>
+      <w:pPr>
+        <w:tabs>
+          <w:tab w:val="num" w:pos="6480"/>
+        </w:tabs>
+        <w:ind w:left="6480" w:hanging="360"/>
+      </w:pPr>
+      <w:rPr>
+        <w:rFonts w:ascii="Wingdings" w:hAnsi="Wingdings" w:hint="default"/>
+        <w:sz w:val="20"/>
+      </w:rPr>
+    </w:lvl>
+  </w:abstractNum>
+  <w:abstractNum w:abstractNumId="1" w15:restartNumberingAfterBreak="0">
+    <w:nsid w:val="22095ABE"/>
+    <w:multiLevelType w:val="multilevel"/>
+    <w:tmpl w:val="022EF9A2"/>
+    <w:lvl w:ilvl="0">
+      <w:start w:val="1"/>
+      <w:numFmt w:val="bullet"/>
+      <w:lvlText w:val=""/>
+      <w:lvlJc w:val="left"/>
+      <w:pPr>
+        <w:tabs>
+          <w:tab w:val="num" w:pos="720"/>
+        </w:tabs>
+        <w:ind w:left="720" w:hanging="360"/>
+      </w:pPr>
+      <w:rPr>
+        <w:rFonts w:ascii="Symbol" w:hAnsi="Symbol" w:hint="default"/>
+        <w:sz w:val="20"/>
+      </w:rPr>
+    </w:lvl>
+    <w:lvl w:ilvl="1" w:tentative="1">
+      <w:start w:val="1"/>
+      <w:numFmt w:val="bullet"/>
+      <w:lvlText w:val="o"/>
+      <w:lvlJc w:val="left"/>
+      <w:pPr>
+        <w:tabs>
+          <w:tab w:val="num" w:pos="1440"/>
+        </w:tabs>
+        <w:ind w:left="1440" w:hanging="360"/>
+      </w:pPr>
+      <w:rPr>
+        <w:rFonts w:ascii="Courier New" w:hAnsi="Courier New" w:hint="default"/>
+        <w:sz w:val="20"/>
+      </w:rPr>
+    </w:lvl>
+    <w:lvl w:ilvl="2" w:tentative="1">
+      <w:start w:val="1"/>
+      <w:numFmt w:val="bullet"/>
+      <w:lvlText w:val=""/>
+      <w:lvlJc w:val="left"/>
+      <w:pPr>
+        <w:tabs>
+          <w:tab w:val="num" w:pos="2160"/>
+        </w:tabs>
+        <w:ind w:left="2160" w:hanging="360"/>
+      </w:pPr>
+      <w:rPr>
+        <w:rFonts w:ascii="Wingdings" w:hAnsi="Wingdings" w:hint="default"/>
+        <w:sz w:val="20"/>
+      </w:rPr>
+    </w:lvl>
+    <w:lvl w:ilvl="3" w:tentative="1">
+      <w:start w:val="1"/>
+      <w:numFmt w:val="bullet"/>
+      <w:lvlText w:val=""/>
+      <w:lvlJc w:val="left"/>
+      <w:pPr>
+        <w:tabs>
+          <w:tab w:val="num" w:pos="2880"/>
+        </w:tabs>
+        <w:ind w:left="2880" w:hanging="360"/>
+      </w:pPr>
+      <w:rPr>
+        <w:rFonts w:ascii="Wingdings" w:hAnsi="Wingdings" w:hint="default"/>
+        <w:sz w:val="20"/>
+      </w:rPr>
+    </w:lvl>
+    <w:lvl w:ilvl="4" w:tentative="1">
+      <w:start w:val="1"/>
+      <w:numFmt w:val="bullet"/>
+      <w:lvlText w:val=""/>
+      <w:lvlJc w:val="left"/>
+      <w:pPr>
+        <w:tabs>
+          <w:tab w:val="num" w:pos="3600"/>
+        </w:tabs>
+        <w:ind w:left="3600" w:hanging="360"/>
+      </w:pPr>
+      <w:rPr>
+        <w:rFonts w:ascii="Wingdings" w:hAnsi="Wingdings" w:hint="default"/>
+        <w:sz w:val="20"/>
+      </w:rPr>
+    </w:lvl>
+    <w:lvl w:ilvl="5" w:tentative="1">
+      <w:start w:val="1"/>
+      <w:numFmt w:val="bullet"/>
+      <w:lvlText w:val=""/>
+      <w:lvlJc w:val="left"/>
+      <w:pPr>
+        <w:tabs>
+          <w:tab w:val="num" w:pos="4320"/>
+        </w:tabs>
+        <w:ind w:left="4320" w:hanging="360"/>
+      </w:pPr>
+      <w:rPr>
+        <w:rFonts w:ascii="Wingdings" w:hAnsi="Wingdings" w:hint="default"/>
+        <w:sz w:val="20"/>
+      </w:rPr>
+    </w:lvl>
+    <w:lvl w:ilvl="6" w:tentative="1">
+      <w:start w:val="1"/>
+      <w:numFmt w:val="bullet"/>
+      <w:lvlText w:val=""/>
+      <w:lvlJc w:val="left"/>
+      <w:pPr>
+        <w:tabs>
+          <w:tab w:val="num" w:pos="5040"/>
+        </w:tabs>
+        <w:ind w:left="5040" w:hanging="360"/>
+      </w:pPr>
+      <w:rPr>
+        <w:rFonts w:ascii="Wingdings" w:hAnsi="Wingdings" w:hint="default"/>
+        <w:sz w:val="20"/>
+      </w:rPr>
+    </w:lvl>
+    <w:lvl w:ilvl="7" w:tentative="1">
+      <w:start w:val="1"/>
+      <w:numFmt w:val="bullet"/>
+      <w:lvlText w:val=""/>
+      <w:lvlJc w:val="left"/>
+      <w:pPr>
+        <w:tabs>
+          <w:tab w:val="num" w:pos="5760"/>
+        </w:tabs>
+        <w:ind w:left="5760" w:hanging="360"/>
+      </w:pPr>
+      <w:rPr>
+        <w:rFonts w:ascii="Wingdings" w:hAnsi="Wingdings" w:hint="default"/>
+        <w:sz w:val="20"/>
+      </w:rPr>
+    </w:lvl>
+    <w:lvl w:ilvl="8" w:tentative="1">
+      <w:start w:val="1"/>
+      <w:numFmt w:val="bullet"/>
+      <w:lvlText w:val=""/>
+      <w:lvlJc w:val="left"/>
+      <w:pPr>
+        <w:tabs>
+          <w:tab w:val="num" w:pos="6480"/>
+        </w:tabs>
+        <w:ind w:left="6480" w:hanging="360"/>
+      </w:pPr>
+      <w:rPr>
+        <w:rFonts w:ascii="Wingdings" w:hAnsi="Wingdings" w:hint="default"/>
+        <w:sz w:val="20"/>
+      </w:rPr>
+    </w:lvl>
+  </w:abstractNum>
+  <w:abstractNum w:abstractNumId="2" w15:restartNumberingAfterBreak="0">
+    <w:nsid w:val="42712E9D"/>
+    <w:multiLevelType w:val="multilevel"/>
+    <w:tmpl w:val="12661DF6"/>
+    <w:lvl w:ilvl="0">
+      <w:start w:val="1"/>
+      <w:numFmt w:val="bullet"/>
+      <w:lvlText w:val=""/>
+      <w:lvlJc w:val="left"/>
+      <w:pPr>
+        <w:tabs>
+          <w:tab w:val="num" w:pos="720"/>
+        </w:tabs>
+        <w:ind w:left="720" w:hanging="360"/>
+      </w:pPr>
+      <w:rPr>
+        <w:rFonts w:ascii="Symbol" w:hAnsi="Symbol" w:hint="default"/>
+        <w:sz w:val="20"/>
+      </w:rPr>
+    </w:lvl>
+    <w:lvl w:ilvl="1" w:tentative="1">
+      <w:start w:val="1"/>
+      <w:numFmt w:val="bullet"/>
+      <w:lvlText w:val="o"/>
+      <w:lvlJc w:val="left"/>
+      <w:pPr>
+        <w:tabs>
+          <w:tab w:val="num" w:pos="1440"/>
+        </w:tabs>
+        <w:ind w:left="1440" w:hanging="360"/>
+      </w:pPr>
+      <w:rPr>
+        <w:rFonts w:ascii="Courier New" w:hAnsi="Courier New" w:hint="default"/>
+        <w:sz w:val="20"/>
+      </w:rPr>
+    </w:lvl>
+    <w:lvl w:ilvl="2" w:tentative="1">
+      <w:start w:val="1"/>
+      <w:numFmt w:val="bullet"/>
+      <w:lvlText w:val=""/>
+      <w:lvlJc w:val="left"/>
+      <w:pPr>
+        <w:tabs>
+          <w:tab w:val="num" w:pos="2160"/>
+        </w:tabs>
+        <w:ind w:left="2160" w:hanging="360"/>
+      </w:pPr>
+      <w:rPr>
+        <w:rFonts w:ascii="Wingdings" w:hAnsi="Wingdings" w:hint="default"/>
+        <w:sz w:val="20"/>
+      </w:rPr>
+    </w:lvl>
+    <w:lvl w:ilvl="3" w:tentative="1">
+      <w:start w:val="1"/>
+      <w:numFmt w:val="bullet"/>
+      <w:lvlText w:val=""/>
+      <w:lvlJc w:val="left"/>
+      <w:pPr>
+        <w:tabs>
+          <w:tab w:val="num" w:pos="2880"/>
+        </w:tabs>
+        <w:ind w:left="2880" w:hanging="360"/>
+      </w:pPr>
+      <w:rPr>
+        <w:rFonts w:ascii="Wingdings" w:hAnsi="Wingdings" w:hint="default"/>
+        <w:sz w:val="20"/>
+      </w:rPr>
+    </w:lvl>
+    <w:lvl w:ilvl="4" w:tentative="1">
+      <w:start w:val="1"/>
+      <w:numFmt w:val="bullet"/>
+      <w:lvlText w:val=""/>
+      <w:lvlJc w:val="left"/>
+      <w:pPr>
+        <w:tabs>
+          <w:tab w:val="num" w:pos="3600"/>
+        </w:tabs>
+        <w:ind w:left="3600" w:hanging="360"/>
+      </w:pPr>
+      <w:rPr>
+        <w:rFonts w:ascii="Wingdings" w:hAnsi="Wingdings" w:hint="default"/>
+        <w:sz w:val="20"/>
+      </w:rPr>
+    </w:lvl>
+    <w:lvl w:ilvl="5" w:tentative="1">
+      <w:start w:val="1"/>
+      <w:numFmt w:val="bullet"/>
+      <w:lvlText w:val=""/>
+      <w:lvlJc w:val="left"/>
+      <w:pPr>
+        <w:tabs>
+          <w:tab w:val="num" w:pos="4320"/>
+        </w:tabs>
+        <w:ind w:left="4320" w:hanging="360"/>
+      </w:pPr>
+      <w:rPr>
+        <w:rFonts w:ascii="Wingdings" w:hAnsi="Wingdings" w:hint="default"/>
+        <w:sz w:val="20"/>
+      </w:rPr>
+    </w:lvl>
+    <w:lvl w:ilvl="6" w:tentative="1">
+      <w:start w:val="1"/>
+      <w:numFmt w:val="bullet"/>
+      <w:lvlText w:val=""/>
+      <w:lvlJc w:val="left"/>
+      <w:pPr>
+        <w:tabs>
+          <w:tab w:val="num" w:pos="5040"/>
+        </w:tabs>
+        <w:ind w:left="5040" w:hanging="360"/>
+      </w:pPr>
+      <w:rPr>
+        <w:rFonts w:ascii="Wingdings" w:hAnsi="Wingdings" w:hint="default"/>
+        <w:sz w:val="20"/>
+      </w:rPr>
+    </w:lvl>
+    <w:lvl w:ilvl="7" w:tentative="1">
+      <w:start w:val="1"/>
+      <w:numFmt w:val="bullet"/>
+      <w:lvlText w:val=""/>
+      <w:lvlJc w:val="left"/>
+      <w:pPr>
+        <w:tabs>
+          <w:tab w:val="num" w:pos="5760"/>
+        </w:tabs>
+        <w:ind w:left="5760" w:hanging="360"/>
+      </w:pPr>
+      <w:rPr>
+        <w:rFonts w:ascii="Wingdings" w:hAnsi="Wingdings" w:hint="default"/>
+        <w:sz w:val="20"/>
+      </w:rPr>
+    </w:lvl>
+    <w:lvl w:ilvl="8" w:tentative="1">
+      <w:start w:val="1"/>
+      <w:numFmt w:val="bullet"/>
+      <w:lvlText w:val=""/>
+      <w:lvlJc w:val="left"/>
+      <w:pPr>
+        <w:tabs>
+          <w:tab w:val="num" w:pos="6480"/>
+        </w:tabs>
+        <w:ind w:left="6480" w:hanging="360"/>
+      </w:pPr>
+      <w:rPr>
+        <w:rFonts w:ascii="Wingdings" w:hAnsi="Wingdings" w:hint="default"/>
+        <w:sz w:val="20"/>
+      </w:rPr>
+    </w:lvl>
+  </w:abstractNum>
+  <w:abstractNum w:abstractNumId="3" w15:restartNumberingAfterBreak="0">
+    <w:nsid w:val="4930734B"/>
+    <w:multiLevelType w:val="multilevel"/>
+    <w:tmpl w:val="BED20800"/>
+    <w:lvl w:ilvl="0">
+      <w:start w:val="1"/>
+      <w:numFmt w:val="bullet"/>
+      <w:lvlText w:val=""/>
+      <w:lvlJc w:val="left"/>
+      <w:pPr>
+        <w:tabs>
+          <w:tab w:val="num" w:pos="720"/>
+        </w:tabs>
+        <w:ind w:left="720" w:hanging="360"/>
+      </w:pPr>
+      <w:rPr>
+        <w:rFonts w:ascii="Symbol" w:hAnsi="Symbol" w:hint="default"/>
+        <w:sz w:val="20"/>
+      </w:rPr>
+    </w:lvl>
+    <w:lvl w:ilvl="1" w:tentative="1">
+      <w:start w:val="1"/>
+      <w:numFmt w:val="bullet"/>
+      <w:lvlText w:val="o"/>
+      <w:lvlJc w:val="left"/>
+      <w:pPr>
+        <w:tabs>
+          <w:tab w:val="num" w:pos="1440"/>
+        </w:tabs>
+        <w:ind w:left="1440" w:hanging="360"/>
+      </w:pPr>
+      <w:rPr>
+        <w:rFonts w:ascii="Courier New" w:hAnsi="Courier New" w:hint="default"/>
+        <w:sz w:val="20"/>
+      </w:rPr>
+    </w:lvl>
+    <w:lvl w:ilvl="2" w:tentative="1">
+      <w:start w:val="1"/>
+      <w:numFmt w:val="bullet"/>
+      <w:lvlText w:val=""/>
+      <w:lvlJc w:val="left"/>
+      <w:pPr>
+        <w:tabs>
+          <w:tab w:val="num" w:pos="2160"/>
+        </w:tabs>
+        <w:ind w:left="2160" w:hanging="360"/>
+      </w:pPr>
+      <w:rPr>
+        <w:rFonts w:ascii="Wingdings" w:hAnsi="Wingdings" w:hint="default"/>
+        <w:sz w:val="20"/>
+      </w:rPr>
+    </w:lvl>
+    <w:lvl w:ilvl="3" w:tentative="1">
+      <w:start w:val="1"/>
+      <w:numFmt w:val="bullet"/>
+      <w:lvlText w:val=""/>
+      <w:lvlJc w:val="left"/>
+      <w:pPr>
+        <w:tabs>
+          <w:tab w:val="num" w:pos="2880"/>
+        </w:tabs>
+        <w:ind w:left="2880" w:hanging="360"/>
+      </w:pPr>
+      <w:rPr>
+        <w:rFonts w:ascii="Wingdings" w:hAnsi="Wingdings" w:hint="default"/>
+        <w:sz w:val="20"/>
+      </w:rPr>
+    </w:lvl>
+    <w:lvl w:ilvl="4" w:tentative="1">
+      <w:start w:val="1"/>
+      <w:numFmt w:val="bullet"/>
+      <w:lvlText w:val=""/>
+      <w:lvlJc w:val="left"/>
+      <w:pPr>
+        <w:tabs>
+          <w:tab w:val="num" w:pos="3600"/>
+        </w:tabs>
+        <w:ind w:left="3600" w:hanging="360"/>
+      </w:pPr>
+      <w:rPr>
+        <w:rFonts w:ascii="Wingdings" w:hAnsi="Wingdings" w:hint="default"/>
+        <w:sz w:val="20"/>
+      </w:rPr>
+    </w:lvl>
+    <w:lvl w:ilvl="5" w:tentative="1">
+      <w:start w:val="1"/>
+      <w:numFmt w:val="bullet"/>
+      <w:lvlText w:val=""/>
+      <w:lvlJc w:val="left"/>
+      <w:pPr>
+        <w:tabs>
+          <w:tab w:val="num" w:pos="4320"/>
+        </w:tabs>
+        <w:ind w:left="4320" w:hanging="360"/>
+      </w:pPr>
+      <w:rPr>
+        <w:rFonts w:ascii="Wingdings" w:hAnsi="Wingdings" w:hint="default"/>
+        <w:sz w:val="20"/>
+      </w:rPr>
+    </w:lvl>
+    <w:lvl w:ilvl="6" w:tentative="1">
+      <w:start w:val="1"/>
+      <w:numFmt w:val="bullet"/>
+      <w:lvlText w:val=""/>
+      <w:lvlJc w:val="left"/>
+      <w:pPr>
+        <w:tabs>
+          <w:tab w:val="num" w:pos="5040"/>
+        </w:tabs>
+        <w:ind w:left="5040" w:hanging="360"/>
+      </w:pPr>
+      <w:rPr>
+        <w:rFonts w:ascii="Wingdings" w:hAnsi="Wingdings" w:hint="default"/>
+        <w:sz w:val="20"/>
+      </w:rPr>
+    </w:lvl>
+    <w:lvl w:ilvl="7" w:tentative="1">
+      <w:start w:val="1"/>
+      <w:numFmt w:val="bullet"/>
+      <w:lvlText w:val=""/>
+      <w:lvlJc w:val="left"/>
+      <w:pPr>
+        <w:tabs>
+          <w:tab w:val="num" w:pos="5760"/>
+        </w:tabs>
+        <w:ind w:left="5760" w:hanging="360"/>
+      </w:pPr>
+      <w:rPr>
+        <w:rFonts w:ascii="Wingdings" w:hAnsi="Wingdings" w:hint="default"/>
+        <w:sz w:val="20"/>
+      </w:rPr>
+    </w:lvl>
+    <w:lvl w:ilvl="8" w:tentative="1">
+      <w:start w:val="1"/>
+      <w:numFmt w:val="bullet"/>
+      <w:lvlText w:val=""/>
+      <w:lvlJc w:val="left"/>
+      <w:pPr>
+        <w:tabs>
+          <w:tab w:val="num" w:pos="6480"/>
+        </w:tabs>
+        <w:ind w:left="6480" w:hanging="360"/>
+      </w:pPr>
+      <w:rPr>
+        <w:rFonts w:ascii="Wingdings" w:hAnsi="Wingdings" w:hint="default"/>
+        <w:sz w:val="20"/>
+      </w:rPr>
+    </w:lvl>
+  </w:abstractNum>
+  <w:abstractNum w:abstractNumId="4" w15:restartNumberingAfterBreak="0">
+    <w:nsid w:val="538E485E"/>
+    <w:multiLevelType w:val="multilevel"/>
+    <w:tmpl w:val="F04C1D12"/>
+    <w:lvl w:ilvl="0">
+      <w:start w:val="1"/>
+      <w:numFmt w:val="bullet"/>
+      <w:lvlText w:val=""/>
+      <w:lvlJc w:val="left"/>
+      <w:pPr>
+        <w:tabs>
+          <w:tab w:val="num" w:pos="720"/>
+        </w:tabs>
+        <w:ind w:left="720" w:hanging="360"/>
+      </w:pPr>
+      <w:rPr>
+        <w:rFonts w:ascii="Symbol" w:hAnsi="Symbol" w:hint="default"/>
+        <w:sz w:val="20"/>
+      </w:rPr>
+    </w:lvl>
+    <w:lvl w:ilvl="1" w:tentative="1">
+      <w:start w:val="1"/>
+      <w:numFmt w:val="bullet"/>
+      <w:lvlText w:val="o"/>
+      <w:lvlJc w:val="left"/>
+      <w:pPr>
+        <w:tabs>
+          <w:tab w:val="num" w:pos="1440"/>
+        </w:tabs>
+        <w:ind w:left="1440" w:hanging="360"/>
+      </w:pPr>
+      <w:rPr>
+        <w:rFonts w:ascii="Courier New" w:hAnsi="Courier New" w:hint="default"/>
+        <w:sz w:val="20"/>
+      </w:rPr>
+    </w:lvl>
+    <w:lvl w:ilvl="2" w:tentative="1">
+      <w:start w:val="1"/>
+      <w:numFmt w:val="bullet"/>
+      <w:lvlText w:val=""/>
+      <w:lvlJc w:val="left"/>
+      <w:pPr>
+        <w:tabs>
+          <w:tab w:val="num" w:pos="2160"/>
+        </w:tabs>
+        <w:ind w:left="2160" w:hanging="360"/>
+      </w:pPr>
+      <w:rPr>
+        <w:rFonts w:ascii="Wingdings" w:hAnsi="Wingdings" w:hint="default"/>
+        <w:sz w:val="20"/>
+      </w:rPr>
+    </w:lvl>
+    <w:lvl w:ilvl="3" w:tentative="1">
+      <w:start w:val="1"/>
+      <w:numFmt w:val="bullet"/>
+      <w:lvlText w:val=""/>
+      <w:lvlJc w:val="left"/>
+      <w:pPr>
+        <w:tabs>
+          <w:tab w:val="num" w:pos="2880"/>
+        </w:tabs>
+        <w:ind w:left="2880" w:hanging="360"/>
+      </w:pPr>
+      <w:rPr>
+        <w:rFonts w:ascii="Wingdings" w:hAnsi="Wingdings" w:hint="default"/>
+        <w:sz w:val="20"/>
+      </w:rPr>
+    </w:lvl>
+    <w:lvl w:ilvl="4" w:tentative="1">
+      <w:start w:val="1"/>
+      <w:numFmt w:val="bullet"/>
+      <w:lvlText w:val=""/>
+      <w:lvlJc w:val="left"/>
+      <w:pPr>
+        <w:tabs>
+          <w:tab w:val="num" w:pos="3600"/>
+        </w:tabs>
+        <w:ind w:left="3600" w:hanging="360"/>
+      </w:pPr>
+      <w:rPr>
+        <w:rFonts w:ascii="Wingdings" w:hAnsi="Wingdings" w:hint="default"/>
+        <w:sz w:val="20"/>
+      </w:rPr>
+    </w:lvl>
+    <w:lvl w:ilvl="5" w:tentative="1">
+      <w:start w:val="1"/>
+      <w:numFmt w:val="bullet"/>
+      <w:lvlText w:val=""/>
+      <w:lvlJc w:val="left"/>
+      <w:pPr>
+        <w:tabs>
+          <w:tab w:val="num" w:pos="4320"/>
+        </w:tabs>
+        <w:ind w:left="4320" w:hanging="360"/>
+      </w:pPr>
+      <w:rPr>
+        <w:rFonts w:ascii="Wingdings" w:hAnsi="Wingdings" w:hint="default"/>
+        <w:sz w:val="20"/>
+      </w:rPr>
+    </w:lvl>
+    <w:lvl w:ilvl="6" w:tentative="1">
+      <w:start w:val="1"/>
+      <w:numFmt w:val="bullet"/>
+      <w:lvlText w:val=""/>
+      <w:lvlJc w:val="left"/>
+      <w:pPr>
+        <w:tabs>
+          <w:tab w:val="num" w:pos="5040"/>
+        </w:tabs>
+        <w:ind w:left="5040" w:hanging="360"/>
+      </w:pPr>
+      <w:rPr>
+        <w:rFonts w:ascii="Wingdings" w:hAnsi="Wingdings" w:hint="default"/>
+        <w:sz w:val="20"/>
+      </w:rPr>
+    </w:lvl>
+    <w:lvl w:ilvl="7" w:tentative="1">
+      <w:start w:val="1"/>
+      <w:numFmt w:val="bullet"/>
+      <w:lvlText w:val=""/>
+      <w:lvlJc w:val="left"/>
+      <w:pPr>
+        <w:tabs>
+          <w:tab w:val="num" w:pos="5760"/>
+        </w:tabs>
+        <w:ind w:left="5760" w:hanging="360"/>
+      </w:pPr>
+      <w:rPr>
+        <w:rFonts w:ascii="Wingdings" w:hAnsi="Wingdings" w:hint="default"/>
+        <w:sz w:val="20"/>
+      </w:rPr>
+    </w:lvl>
+    <w:lvl w:ilvl="8" w:tentative="1">
+      <w:start w:val="1"/>
+      <w:numFmt w:val="bullet"/>
+      <w:lvlText w:val=""/>
+      <w:lvlJc w:val="left"/>
+      <w:pPr>
+        <w:tabs>
+          <w:tab w:val="num" w:pos="6480"/>
+        </w:tabs>
+        <w:ind w:left="6480" w:hanging="360"/>
+      </w:pPr>
+      <w:rPr>
+        <w:rFonts w:ascii="Wingdings" w:hAnsi="Wingdings" w:hint="default"/>
+        <w:sz w:val="20"/>
+      </w:rPr>
+    </w:lvl>
+  </w:abstractNum>
+  <w:num w:numId="1">
+    <w:abstractNumId w:val="1"/>
+  </w:num>
+  <w:num w:numId="2">
+    <w:abstractNumId w:val="4"/>
+  </w:num>
+  <w:num w:numId="3">
+    <w:abstractNumId w:val="3"/>
+  </w:num>
+  <w:num w:numId="4">
+    <w:abstractNumId w:val="0"/>
+  </w:num>
+  <w:num w:numId="5">
+    <w:abstractNumId w:val="2"/>
+  </w:num>
+</w:numbering>
 </file>
 
 <file path=word/styles.xml><?xml version="1.0" encoding="utf-8"?>
@@ -3701,7 +8010,6 @@
     <w:name w:val="Normal (Web)"/>
     <w:basedOn w:val="Normal"/>
     <w:uiPriority w:val="99"/>
-    <w:semiHidden/>
     <w:unhideWhenUsed/>
     <w:rsid w:val="000F2C2D"/>
     <w:pPr>
@@ -3718,6 +8026,11 @@
     <w:name w:val="ͼk"/>
     <w:basedOn w:val="DefaultParagraphFont"/>
     <w:rsid w:val="000F2C2D"/>
+  </w:style>
+  <w:style w:type="character" w:customStyle="1" w:styleId="j">
+    <w:name w:val="ͼj"/>
+    <w:basedOn w:val="DefaultParagraphFont"/>
+    <w:rsid w:val="00042BB4"/>
   </w:style>
 </w:styles>
 </file>
